--- a/electron/database/generate-document/templates/template.docx
+++ b/electron/database/generate-document/templates/template.docx
@@ -208,7 +208,21 @@
               <w:rPr>
                 <w:rFonts w:cstheme="minorHAnsi"/>
               </w:rPr>
-              <w:t>EXP/2024-25/126</w:t>
+              <w:t>{</w:t>
+            </w:r>
+            <w:proofErr w:type="spellStart"/>
+            <w:r>
+              <w:rPr>
+                <w:rFonts w:cstheme="minorHAnsi"/>
+              </w:rPr>
+              <w:t>invoiceNo</w:t>
+            </w:r>
+            <w:proofErr w:type="spellEnd"/>
+            <w:r>
+              <w:rPr>
+                <w:rFonts w:cstheme="minorHAnsi"/>
+              </w:rPr>
+              <w:t>}</w:t>
             </w:r>
           </w:p>
         </w:tc>
@@ -240,7 +254,21 @@
               <w:rPr>
                 <w:rFonts w:cstheme="minorHAnsi"/>
               </w:rPr>
-              <w:t>28-01-2025</w:t>
+              <w:t>{</w:t>
+            </w:r>
+            <w:proofErr w:type="spellStart"/>
+            <w:r>
+              <w:rPr>
+                <w:rFonts w:cstheme="minorHAnsi"/>
+              </w:rPr>
+              <w:t>invoiceDate</w:t>
+            </w:r>
+            <w:proofErr w:type="spellEnd"/>
+            <w:r>
+              <w:rPr>
+                <w:rFonts w:cstheme="minorHAnsi"/>
+              </w:rPr>
+              <w:t>}</w:t>
             </w:r>
           </w:p>
         </w:tc>
@@ -293,7 +321,21 @@
               <w:rPr>
                 <w:rFonts w:cstheme="minorHAnsi"/>
               </w:rPr>
-              <w:t>16320 / 141/REV</w:t>
+              <w:t>{</w:t>
+            </w:r>
+            <w:proofErr w:type="spellStart"/>
+            <w:r>
+              <w:rPr>
+                <w:rFonts w:cstheme="minorHAnsi"/>
+              </w:rPr>
+              <w:t>buyersOrderNo</w:t>
+            </w:r>
+            <w:proofErr w:type="spellEnd"/>
+            <w:r>
+              <w:rPr>
+                <w:rFonts w:cstheme="minorHAnsi"/>
+              </w:rPr>
+              <w:t>}</w:t>
             </w:r>
           </w:p>
         </w:tc>
@@ -316,19 +358,6 @@
                 <w:rFonts w:cstheme="minorHAnsi"/>
               </w:rPr>
               <w:t xml:space="preserve">Date </w:t>
-            </w:r>
-          </w:p>
-          <w:p>
-            <w:pPr>
-              <w:rPr>
-                <w:rFonts w:cstheme="minorHAnsi"/>
-              </w:rPr>
-            </w:pPr>
-            <w:r>
-              <w:rPr>
-                <w:rFonts w:cstheme="minorHAnsi"/>
-              </w:rPr>
-              <w:t>08-01-2025</w:t>
             </w:r>
           </w:p>
         </w:tc>
@@ -369,7 +398,33 @@
                 <w:szCs w:val="20"/>
               </w:rPr>
               <w:br/>
-              <w:t>TO THE ORDER, ISRAEL</w:t>
+              <w:t xml:space="preserve">TO THE ORDER, </w:t>
+            </w:r>
+            <w:r>
+              <w:rPr>
+                <w:rFonts w:cstheme="minorHAnsi"/>
+                <w:sz w:val="20"/>
+                <w:szCs w:val="20"/>
+              </w:rPr>
+              <w:t>{</w:t>
+            </w:r>
+            <w:proofErr w:type="spellStart"/>
+            <w:r>
+              <w:rPr>
+                <w:rFonts w:cstheme="minorHAnsi"/>
+                <w:sz w:val="20"/>
+                <w:szCs w:val="20"/>
+              </w:rPr>
+              <w:t>consigneeCountry</w:t>
+            </w:r>
+            <w:proofErr w:type="spellEnd"/>
+            <w:r>
+              <w:rPr>
+                <w:rFonts w:cstheme="minorHAnsi"/>
+                <w:sz w:val="20"/>
+                <w:szCs w:val="20"/>
+              </w:rPr>
+              <w:t>}</w:t>
             </w:r>
           </w:p>
           <w:p>
@@ -535,7 +590,25 @@
                 <w:sz w:val="20"/>
                 <w:szCs w:val="20"/>
               </w:rPr>
-              <w:t>INDIA</w:t>
+              <w:t>{</w:t>
+            </w:r>
+            <w:proofErr w:type="spellStart"/>
+            <w:r>
+              <w:rPr>
+                <w:rFonts w:cstheme="minorHAnsi"/>
+                <w:sz w:val="20"/>
+                <w:szCs w:val="20"/>
+              </w:rPr>
+              <w:t>originOfGoods</w:t>
+            </w:r>
+            <w:proofErr w:type="spellEnd"/>
+            <w:r>
+              <w:rPr>
+                <w:rFonts w:cstheme="minorHAnsi"/>
+                <w:sz w:val="20"/>
+                <w:szCs w:val="20"/>
+              </w:rPr>
+              <w:t>}</w:t>
             </w:r>
           </w:p>
         </w:tc>
@@ -575,7 +648,25 @@
                 <w:sz w:val="20"/>
                 <w:szCs w:val="20"/>
               </w:rPr>
-              <w:t>ISRAEL</w:t>
+              <w:t>{</w:t>
+            </w:r>
+            <w:proofErr w:type="spellStart"/>
+            <w:r>
+              <w:rPr>
+                <w:rFonts w:cstheme="minorHAnsi"/>
+                <w:sz w:val="20"/>
+                <w:szCs w:val="20"/>
+              </w:rPr>
+              <w:t>finalDestination</w:t>
+            </w:r>
+            <w:proofErr w:type="spellEnd"/>
+            <w:r>
+              <w:rPr>
+                <w:rFonts w:cstheme="minorHAnsi"/>
+                <w:sz w:val="20"/>
+                <w:szCs w:val="20"/>
+              </w:rPr>
+              <w:t>}</w:t>
             </w:r>
           </w:p>
         </w:tc>
@@ -640,6 +731,41 @@
               <w:t>BY T.T.</w:t>
             </w:r>
           </w:p>
+          <w:p>
+            <w:pPr>
+              <w:rPr>
+                <w:rFonts w:cstheme="minorHAnsi"/>
+                <w:sz w:val="20"/>
+                <w:szCs w:val="20"/>
+              </w:rPr>
+            </w:pPr>
+            <w:r>
+              <w:rPr>
+                <w:rFonts w:cstheme="minorHAnsi"/>
+                <w:sz w:val="20"/>
+                <w:szCs w:val="20"/>
+              </w:rPr>
+              <w:t>{</w:t>
+            </w:r>
+            <w:proofErr w:type="spellStart"/>
+            <w:r>
+              <w:rPr>
+                <w:rFonts w:cstheme="minorHAnsi"/>
+                <w:sz w:val="20"/>
+                <w:szCs w:val="20"/>
+              </w:rPr>
+              <w:t>termOfDeliveryAndPayment</w:t>
+            </w:r>
+            <w:proofErr w:type="spellEnd"/>
+            <w:r>
+              <w:rPr>
+                <w:rFonts w:cstheme="minorHAnsi"/>
+                <w:sz w:val="20"/>
+                <w:szCs w:val="20"/>
+              </w:rPr>
+              <w:t>}</w:t>
+            </w:r>
+          </w:p>
         </w:tc>
       </w:tr>
       <w:tr>
@@ -692,6 +818,32 @@
                 <w:szCs w:val="20"/>
               </w:rPr>
             </w:pPr>
+            <w:r>
+              <w:rPr>
+                <w:rFonts w:cstheme="minorHAnsi"/>
+                <w:sz w:val="20"/>
+                <w:szCs w:val="20"/>
+              </w:rPr>
+              <w:t>{</w:t>
+            </w:r>
+            <w:proofErr w:type="spellStart"/>
+            <w:r>
+              <w:rPr>
+                <w:rFonts w:cstheme="minorHAnsi"/>
+                <w:sz w:val="20"/>
+                <w:szCs w:val="20"/>
+              </w:rPr>
+              <w:t>precarriageBy</w:t>
+            </w:r>
+            <w:proofErr w:type="spellEnd"/>
+            <w:r>
+              <w:rPr>
+                <w:rFonts w:cstheme="minorHAnsi"/>
+                <w:sz w:val="20"/>
+                <w:szCs w:val="20"/>
+              </w:rPr>
+              <w:t>}</w:t>
+            </w:r>
           </w:p>
         </w:tc>
         <w:tc>
@@ -728,19 +880,40 @@
               <w:autoSpaceDN w:val="0"/>
               <w:adjustRightInd w:val="0"/>
               <w:rPr>
-                <w:rFonts w:ascii="SansSerif" w:hAnsi="SansSerif"/>
-                <w:sz w:val="20"/>
-                <w:szCs w:val="20"/>
-              </w:rPr>
-            </w:pPr>
-            <w:r>
-              <w:rPr>
                 <w:rFonts w:ascii="SansSerif" w:hAnsi="SansSerif" w:cs="SansSerif"/>
                 <w:color w:val="000000"/>
                 <w:sz w:val="20"/>
                 <w:szCs w:val="20"/>
               </w:rPr>
-              <w:t>ICD - AHMEDABAD</w:t>
+            </w:pPr>
+            <w:r>
+              <w:rPr>
+                <w:rFonts w:ascii="SansSerif" w:hAnsi="SansSerif" w:cs="SansSerif"/>
+                <w:color w:val="000000"/>
+                <w:sz w:val="20"/>
+                <w:szCs w:val="20"/>
+              </w:rPr>
+              <w:t>{</w:t>
+            </w:r>
+            <w:proofErr w:type="spellStart"/>
+            <w:r>
+              <w:rPr>
+                <w:rFonts w:ascii="SansSerif" w:hAnsi="SansSerif" w:cs="SansSerif"/>
+                <w:color w:val="000000"/>
+                <w:sz w:val="20"/>
+                <w:szCs w:val="20"/>
+              </w:rPr>
+              <w:t>placeOfReceipt</w:t>
+            </w:r>
+            <w:proofErr w:type="spellEnd"/>
+            <w:r>
+              <w:rPr>
+                <w:rFonts w:ascii="SansSerif" w:hAnsi="SansSerif" w:cs="SansSerif"/>
+                <w:color w:val="000000"/>
+                <w:sz w:val="20"/>
+                <w:szCs w:val="20"/>
+              </w:rPr>
+              <w:t>}</w:t>
             </w:r>
           </w:p>
         </w:tc>
@@ -777,19 +950,64 @@
               <w:adjustRightInd w:val="0"/>
               <w:spacing w:before="20"/>
               <w:rPr>
-                <w:rFonts w:ascii="SansSerif" w:hAnsi="SansSerif"/>
-                <w:sz w:val="20"/>
-                <w:szCs w:val="20"/>
-              </w:rPr>
-            </w:pPr>
-            <w:r>
-              <w:rPr>
                 <w:rFonts w:ascii="SansSerif" w:hAnsi="SansSerif" w:cs="SansSerif"/>
                 <w:color w:val="000000"/>
                 <w:sz w:val="20"/>
                 <w:szCs w:val="20"/>
               </w:rPr>
+            </w:pPr>
+            <w:r>
+              <w:rPr>
+                <w:rFonts w:ascii="SansSerif" w:hAnsi="SansSerif" w:cs="SansSerif"/>
+                <w:color w:val="000000"/>
+                <w:sz w:val="20"/>
+                <w:szCs w:val="20"/>
+              </w:rPr>
               <w:t>Vessel/Flt No.</w:t>
+            </w:r>
+          </w:p>
+          <w:p>
+            <w:pPr>
+              <w:widowControl w:val="0"/>
+              <w:autoSpaceDE w:val="0"/>
+              <w:autoSpaceDN w:val="0"/>
+              <w:adjustRightInd w:val="0"/>
+              <w:spacing w:before="20"/>
+              <w:rPr>
+                <w:rFonts w:ascii="SansSerif" w:hAnsi="SansSerif" w:cs="SansSerif"/>
+                <w:color w:val="000000"/>
+                <w:sz w:val="20"/>
+                <w:szCs w:val="20"/>
+              </w:rPr>
+            </w:pPr>
+            <w:r>
+              <w:rPr>
+                <w:rFonts w:ascii="SansSerif" w:hAnsi="SansSerif" w:cs="SansSerif"/>
+                <w:color w:val="000000"/>
+                <w:sz w:val="20"/>
+                <w:szCs w:val="20"/>
+              </w:rPr>
+              <w:t>{</w:t>
+            </w:r>
+            <w:proofErr w:type="spellStart"/>
+            <w:r>
+              <w:rPr>
+                <w:rFonts w:ascii="SansSerif" w:hAnsi="SansSerif" w:cs="SansSerif"/>
+                <w:color w:val="000000"/>
+                <w:sz w:val="20"/>
+                <w:szCs w:val="20"/>
+              </w:rPr>
+              <w:t>vesselNo</w:t>
+            </w:r>
+            <w:proofErr w:type="spellEnd"/>
+            <w:r>
+              <w:rPr>
+                <w:rFonts w:ascii="SansSerif" w:hAnsi="SansSerif" w:cs="SansSerif"/>
+                <w:color w:val="000000"/>
+                <w:sz w:val="20"/>
+                <w:szCs w:val="20"/>
+              </w:rPr>
+              <w:t>}</w:t>
             </w:r>
           </w:p>
         </w:tc>
@@ -827,19 +1045,40 @@
               <w:autoSpaceDN w:val="0"/>
               <w:adjustRightInd w:val="0"/>
               <w:rPr>
-                <w:rFonts w:ascii="SansSerif" w:hAnsi="SansSerif"/>
-                <w:sz w:val="20"/>
-                <w:szCs w:val="20"/>
-              </w:rPr>
-            </w:pPr>
-            <w:r>
-              <w:rPr>
                 <w:rFonts w:ascii="SansSerif" w:hAnsi="SansSerif" w:cs="SansSerif"/>
                 <w:color w:val="000000"/>
                 <w:sz w:val="20"/>
                 <w:szCs w:val="20"/>
               </w:rPr>
-              <w:t>MUNDRA / PIPAVAV</w:t>
+            </w:pPr>
+            <w:r>
+              <w:rPr>
+                <w:rFonts w:ascii="SansSerif" w:hAnsi="SansSerif" w:cs="SansSerif"/>
+                <w:color w:val="000000"/>
+                <w:sz w:val="20"/>
+                <w:szCs w:val="20"/>
+              </w:rPr>
+              <w:t>{</w:t>
+            </w:r>
+            <w:proofErr w:type="spellStart"/>
+            <w:r>
+              <w:rPr>
+                <w:rFonts w:ascii="SansSerif" w:hAnsi="SansSerif" w:cs="SansSerif"/>
+                <w:color w:val="000000"/>
+                <w:sz w:val="20"/>
+                <w:szCs w:val="20"/>
+              </w:rPr>
+              <w:t>portOfLoading</w:t>
+            </w:r>
+            <w:proofErr w:type="spellEnd"/>
+            <w:r>
+              <w:rPr>
+                <w:rFonts w:ascii="SansSerif" w:hAnsi="SansSerif" w:cs="SansSerif"/>
+                <w:color w:val="000000"/>
+                <w:sz w:val="20"/>
+                <w:szCs w:val="20"/>
+              </w:rPr>
+              <w:t>}</w:t>
             </w:r>
           </w:p>
         </w:tc>
@@ -894,19 +1133,40 @@
           <w:p>
             <w:pPr>
               <w:rPr>
-                <w:rFonts w:cstheme="minorHAnsi"/>
-                <w:sz w:val="20"/>
-                <w:szCs w:val="20"/>
-              </w:rPr>
-            </w:pPr>
-            <w:r>
-              <w:rPr>
                 <w:rFonts w:ascii="SansSerif" w:hAnsi="SansSerif" w:cs="SansSerif"/>
                 <w:color w:val="000000"/>
                 <w:sz w:val="20"/>
                 <w:szCs w:val="20"/>
               </w:rPr>
-              <w:t>ASHDOD</w:t>
+            </w:pPr>
+            <w:r>
+              <w:rPr>
+                <w:rFonts w:ascii="SansSerif" w:hAnsi="SansSerif" w:cs="SansSerif"/>
+                <w:color w:val="000000"/>
+                <w:sz w:val="20"/>
+                <w:szCs w:val="20"/>
+              </w:rPr>
+              <w:t>{</w:t>
+            </w:r>
+            <w:proofErr w:type="spellStart"/>
+            <w:r>
+              <w:rPr>
+                <w:rFonts w:ascii="SansSerif" w:hAnsi="SansSerif" w:cs="SansSerif"/>
+                <w:color w:val="000000"/>
+                <w:sz w:val="20"/>
+                <w:szCs w:val="20"/>
+              </w:rPr>
+              <w:t>portOfDischarge</w:t>
+            </w:r>
+            <w:proofErr w:type="spellEnd"/>
+            <w:r>
+              <w:rPr>
+                <w:rFonts w:ascii="SansSerif" w:hAnsi="SansSerif" w:cs="SansSerif"/>
+                <w:color w:val="000000"/>
+                <w:sz w:val="20"/>
+                <w:szCs w:val="20"/>
+              </w:rPr>
+              <w:t>}</w:t>
             </w:r>
           </w:p>
         </w:tc>
@@ -940,19 +1200,40 @@
           <w:p>
             <w:pPr>
               <w:rPr>
-                <w:rFonts w:cstheme="minorHAnsi"/>
-                <w:sz w:val="20"/>
-                <w:szCs w:val="20"/>
-              </w:rPr>
-            </w:pPr>
-            <w:r>
-              <w:rPr>
                 <w:rFonts w:ascii="SansSerif" w:hAnsi="SansSerif" w:cs="SansSerif"/>
                 <w:color w:val="000000"/>
                 <w:sz w:val="20"/>
                 <w:szCs w:val="20"/>
               </w:rPr>
-              <w:t>ISRAEL</w:t>
+            </w:pPr>
+            <w:r>
+              <w:rPr>
+                <w:rFonts w:ascii="SansSerif" w:hAnsi="SansSerif" w:cs="SansSerif"/>
+                <w:color w:val="000000"/>
+                <w:sz w:val="20"/>
+                <w:szCs w:val="20"/>
+              </w:rPr>
+              <w:t>{</w:t>
+            </w:r>
+            <w:proofErr w:type="spellStart"/>
+            <w:r>
+              <w:rPr>
+                <w:rFonts w:ascii="SansSerif" w:hAnsi="SansSerif" w:cs="SansSerif"/>
+                <w:color w:val="000000"/>
+                <w:sz w:val="20"/>
+                <w:szCs w:val="20"/>
+              </w:rPr>
+              <w:t>finalDestination</w:t>
+            </w:r>
+            <w:proofErr w:type="spellEnd"/>
+            <w:r>
+              <w:rPr>
+                <w:rFonts w:ascii="SansSerif" w:hAnsi="SansSerif" w:cs="SansSerif"/>
+                <w:color w:val="000000"/>
+                <w:sz w:val="20"/>
+                <w:szCs w:val="20"/>
+              </w:rPr>
+              <w:t>}</w:t>
             </w:r>
           </w:p>
         </w:tc>
@@ -1055,7 +1336,6 @@
                       <w:szCs w:val="20"/>
                     </w:rPr>
                   </w:pPr>
-                  <w:proofErr w:type="gramStart"/>
                   <w:r>
                     <w:rPr>
                       <w:rFonts w:cstheme="minorHAnsi"/>
@@ -1064,18 +1344,7 @@
                       <w:sz w:val="20"/>
                       <w:szCs w:val="20"/>
                     </w:rPr>
-                    <w:t>Size(</w:t>
-                  </w:r>
-                  <w:proofErr w:type="gramEnd"/>
-                  <w:r>
-                    <w:rPr>
-                      <w:rFonts w:cstheme="minorHAnsi"/>
-                      <w:b/>
-                      <w:bCs/>
-                      <w:sz w:val="20"/>
-                      <w:szCs w:val="20"/>
-                    </w:rPr>
-                    <w:t>MM)</w:t>
+                    <w:t>Size(MM)</w:t>
                   </w:r>
                 </w:p>
               </w:tc>
@@ -1166,7 +1435,6 @@
                     <w:t xml:space="preserve">Total </w:t>
                   </w:r>
                   <w:proofErr w:type="spellStart"/>
-                  <w:proofErr w:type="gramStart"/>
                   <w:r>
                     <w:rPr>
                       <w:rFonts w:cstheme="minorHAnsi"/>
@@ -1178,7 +1446,6 @@
                     <w:t>Sq.Mt</w:t>
                   </w:r>
                   <w:proofErr w:type="spellEnd"/>
-                  <w:proofErr w:type="gramEnd"/>
                 </w:p>
               </w:tc>
               <w:tc>
@@ -1466,21 +1733,7 @@
               <w:rPr>
                 <w:rFonts w:cstheme="minorHAnsi"/>
               </w:rPr>
-              <w:t>Total CFR ASHDOD (</w:t>
-            </w:r>
-            <w:proofErr w:type="gramStart"/>
-            <w:r>
-              <w:rPr>
-                <w:rFonts w:cstheme="minorHAnsi"/>
-              </w:rPr>
-              <w:t xml:space="preserve">ISRAEL)   </w:t>
-            </w:r>
-            <w:proofErr w:type="gramEnd"/>
-            <w:r>
-              <w:rPr>
-                <w:rFonts w:cstheme="minorHAnsi"/>
-              </w:rPr>
-              <w:t xml:space="preserve"> US $ Fifty four thousand eight hundred</w:t>
+              <w:t>Total CFR ASHDOD (ISRAEL)    US $ Fifty four thousand eight hundred</w:t>
             </w:r>
           </w:p>
         </w:tc>
@@ -1531,7 +1784,47 @@
                 <w:sz w:val="20"/>
                 <w:szCs w:val="20"/>
               </w:rPr>
-              <w:t xml:space="preserve">{#items} </w:t>
+              <w:t>{#</w:t>
+            </w:r>
+            <w:r>
+              <w:rPr>
+                <w:rFonts w:cstheme="minorHAnsi"/>
+                <w:sz w:val="20"/>
+                <w:szCs w:val="20"/>
+              </w:rPr>
+              <w:t>bottomNote</w:t>
+            </w:r>
+            <w:r>
+              <w:rPr>
+                <w:rFonts w:cstheme="minorHAnsi"/>
+                <w:sz w:val="20"/>
+                <w:szCs w:val="20"/>
+              </w:rPr>
+              <w:t>s</w:t>
+            </w:r>
+            <w:r>
+              <w:rPr>
+                <w:rFonts w:cstheme="minorHAnsi"/>
+                <w:sz w:val="20"/>
+                <w:szCs w:val="20"/>
+              </w:rPr>
+              <w:t>}{</w:t>
+            </w:r>
+            <w:r>
+              <w:rPr>
+                <w:rFonts w:cstheme="minorHAnsi"/>
+                <w:sz w:val="20"/>
+                <w:szCs w:val="20"/>
+              </w:rPr>
+              <w:t>bottomNote</w:t>
+            </w:r>
+            <w:r>
+              <w:rPr>
+                <w:rFonts w:cstheme="minorHAnsi"/>
+                <w:sz w:val="20"/>
+                <w:szCs w:val="20"/>
+              </w:rPr>
+              <w:t>}</w:t>
             </w:r>
           </w:p>
           <w:p>
@@ -1550,7 +1843,7 @@
                 <w:sz w:val="20"/>
                 <w:szCs w:val="20"/>
               </w:rPr>
-              <w:t>{</w:t>
+              <w:t>{/</w:t>
             </w:r>
             <w:proofErr w:type="spellStart"/>
             <w:r>
@@ -1561,6 +1854,14 @@
               </w:rPr>
               <w:t>bottomNote</w:t>
             </w:r>
+            <w:r>
+              <w:rPr>
+                <w:rFonts w:cstheme="minorHAnsi"/>
+                <w:sz w:val="20"/>
+                <w:szCs w:val="20"/>
+              </w:rPr>
+              <w:t>s</w:t>
+            </w:r>
             <w:proofErr w:type="spellEnd"/>
             <w:r>
               <w:rPr>
@@ -1569,33 +1870,6 @@
                 <w:szCs w:val="20"/>
               </w:rPr>
               <w:t>}</w:t>
-            </w:r>
-          </w:p>
-          <w:p>
-            <w:pPr>
-              <w:pStyle w:val="NoSpacing"/>
-              <w:spacing w:line="276" w:lineRule="auto"/>
-              <w:rPr>
-                <w:rFonts w:cstheme="minorHAnsi"/>
-                <w:sz w:val="20"/>
-                <w:szCs w:val="20"/>
-              </w:rPr>
-            </w:pPr>
-            <w:r>
-              <w:rPr>
-                <w:rFonts w:cstheme="minorHAnsi"/>
-                <w:sz w:val="20"/>
-                <w:szCs w:val="20"/>
-              </w:rPr>
-              <w:t xml:space="preserve"> </w:t>
-            </w:r>
-            <w:r>
-              <w:rPr>
-                <w:rFonts w:cstheme="minorHAnsi"/>
-                <w:sz w:val="20"/>
-                <w:szCs w:val="20"/>
-              </w:rPr>
-              <w:t>{/items}</w:t>
             </w:r>
           </w:p>
         </w:tc>
@@ -1796,7 +2070,6 @@
                     <w:t xml:space="preserve">Total </w:t>
                   </w:r>
                   <w:proofErr w:type="spellStart"/>
-                  <w:proofErr w:type="gramStart"/>
                   <w:r>
                     <w:rPr>
                       <w:rFonts w:cstheme="minorHAnsi"/>
@@ -1806,7 +2079,6 @@
                     <w:t>Sq.Meter</w:t>
                   </w:r>
                   <w:proofErr w:type="spellEnd"/>
-                  <w:proofErr w:type="gramEnd"/>
                   <w:r>
                     <w:rPr>
                       <w:rFonts w:cstheme="minorHAnsi"/>
@@ -1939,7 +2211,6 @@
                     <w:t>/</w:t>
                   </w:r>
                   <w:proofErr w:type="spellStart"/>
-                  <w:proofErr w:type="gramStart"/>
                   <w:r>
                     <w:rPr>
                       <w:rFonts w:cstheme="minorHAnsi"/>
@@ -1955,16 +2226,7 @@
                       <w:sz w:val="20"/>
                       <w:szCs w:val="20"/>
                     </w:rPr>
-                    <w:t>(</w:t>
-                  </w:r>
-                  <w:proofErr w:type="gramEnd"/>
-                  <w:r>
-                    <w:rPr>
-                      <w:rFonts w:cstheme="minorHAnsi"/>
-                      <w:sz w:val="20"/>
-                      <w:szCs w:val="20"/>
-                    </w:rPr>
-                    <w:t>Kg)</w:t>
+                    <w:t>(Kg)</w:t>
                   </w:r>
                 </w:p>
               </w:tc>
@@ -2244,7 +2506,21 @@
                     <w:rPr>
                       <w:rFonts w:cstheme="minorHAnsi"/>
                     </w:rPr>
-                    <w:t>Bob</w:t>
+                    <w:t>{</w:t>
+                  </w:r>
+                  <w:proofErr w:type="spellStart"/>
+                  <w:r>
+                    <w:rPr>
+                      <w:rFonts w:cstheme="minorHAnsi"/>
+                    </w:rPr>
+                    <w:t>bankName</w:t>
+                  </w:r>
+                  <w:proofErr w:type="spellEnd"/>
+                  <w:r>
+                    <w:rPr>
+                      <w:rFonts w:cstheme="minorHAnsi"/>
+                    </w:rPr>
+                    <w:t>}</w:t>
                   </w:r>
                 </w:p>
               </w:tc>
@@ -3236,7 +3512,6 @@
   <w:style w:type="character" w:default="1" w:styleId="DefaultParagraphFont">
     <w:name w:val="Default Paragraph Font"/>
     <w:uiPriority w:val="1"/>
-    <w:semiHidden/>
     <w:unhideWhenUsed/>
   </w:style>
   <w:style w:type="table" w:default="1" w:styleId="TableNormal">

--- a/electron/database/generate-document/templates/template.docx
+++ b/electron/database/generate-document/templates/template.docx
@@ -6,15 +6,20 @@
       <w:tblPr>
         <w:tblStyle w:val="TableGrid"/>
         <w:tblpPr w:leftFromText="180" w:rightFromText="180" w:vertAnchor="page" w:horzAnchor="margin" w:tblpY="481"/>
-        <w:tblW w:w="11172" w:type="dxa"/>
+        <w:tblW w:w="11460" w:type="dxa"/>
         <w:tblLook w:val="04A0" w:firstRow="1" w:lastRow="0" w:firstColumn="1" w:lastColumn="0" w:noHBand="0" w:noVBand="1"/>
       </w:tblPr>
       <w:tblGrid>
-        <w:gridCol w:w="2751"/>
-        <w:gridCol w:w="2872"/>
-        <w:gridCol w:w="2751"/>
-        <w:gridCol w:w="563"/>
-        <w:gridCol w:w="2235"/>
+        <w:gridCol w:w="2044"/>
+        <w:gridCol w:w="801"/>
+        <w:gridCol w:w="1008"/>
+        <w:gridCol w:w="1836"/>
+        <w:gridCol w:w="48"/>
+        <w:gridCol w:w="2041"/>
+        <w:gridCol w:w="839"/>
+        <w:gridCol w:w="373"/>
+        <w:gridCol w:w="248"/>
+        <w:gridCol w:w="2222"/>
       </w:tblGrid>
       <w:tr>
         <w:trPr>
@@ -22,8 +27,8 @@
         </w:trPr>
         <w:tc>
           <w:tcPr>
-            <w:tcW w:w="5623" w:type="dxa"/>
-            <w:gridSpan w:val="2"/>
+            <w:tcW w:w="5737" w:type="dxa"/>
+            <w:gridSpan w:val="5"/>
             <w:vMerge w:val="restart"/>
           </w:tcPr>
           <w:p>
@@ -34,6 +39,7 @@
                 <w:szCs w:val="20"/>
               </w:rPr>
             </w:pPr>
+            <w:bookmarkStart w:id="0" w:name="_Hlk193468052"/>
             <w:r>
               <w:rPr>
                 <w:rFonts w:cstheme="minorHAnsi"/>
@@ -183,7 +189,8 @@
         </w:tc>
         <w:tc>
           <w:tcPr>
-            <w:tcW w:w="2751" w:type="dxa"/>
+            <w:tcW w:w="2880" w:type="dxa"/>
+            <w:gridSpan w:val="2"/>
           </w:tcPr>
           <w:p>
             <w:pPr>
@@ -228,8 +235,8 @@
         </w:tc>
         <w:tc>
           <w:tcPr>
-            <w:tcW w:w="2796" w:type="dxa"/>
-            <w:gridSpan w:val="2"/>
+            <w:tcW w:w="2843" w:type="dxa"/>
+            <w:gridSpan w:val="3"/>
           </w:tcPr>
           <w:p>
             <w:pPr>
@@ -279,8 +286,8 @@
         </w:trPr>
         <w:tc>
           <w:tcPr>
-            <w:tcW w:w="5623" w:type="dxa"/>
-            <w:gridSpan w:val="2"/>
+            <w:tcW w:w="5737" w:type="dxa"/>
+            <w:gridSpan w:val="5"/>
             <w:vMerge/>
           </w:tcPr>
           <w:p>
@@ -293,55 +300,7 @@
         </w:tc>
         <w:tc>
           <w:tcPr>
-            <w:tcW w:w="2751" w:type="dxa"/>
-            <w:tcBorders>
-              <w:bottom w:val="single" w:sz="4" w:space="0" w:color="auto"/>
-            </w:tcBorders>
-          </w:tcPr>
-          <w:p>
-            <w:pPr>
-              <w:rPr>
-                <w:rFonts w:cstheme="minorHAnsi"/>
-              </w:rPr>
-            </w:pPr>
-            <w:r>
-              <w:rPr>
-                <w:rFonts w:cstheme="minorHAnsi"/>
-              </w:rPr>
-              <w:t xml:space="preserve">Buyer's Order No. </w:t>
-            </w:r>
-          </w:p>
-          <w:p>
-            <w:pPr>
-              <w:rPr>
-                <w:rFonts w:cstheme="minorHAnsi"/>
-              </w:rPr>
-            </w:pPr>
-            <w:r>
-              <w:rPr>
-                <w:rFonts w:cstheme="minorHAnsi"/>
-              </w:rPr>
-              <w:t>{</w:t>
-            </w:r>
-            <w:proofErr w:type="spellStart"/>
-            <w:r>
-              <w:rPr>
-                <w:rFonts w:cstheme="minorHAnsi"/>
-              </w:rPr>
-              <w:t>buyersOrderNo</w:t>
-            </w:r>
-            <w:proofErr w:type="spellEnd"/>
-            <w:r>
-              <w:rPr>
-                <w:rFonts w:cstheme="minorHAnsi"/>
-              </w:rPr>
-              <w:t>}</w:t>
-            </w:r>
-          </w:p>
-        </w:tc>
-        <w:tc>
-          <w:tcPr>
-            <w:tcW w:w="2796" w:type="dxa"/>
+            <w:tcW w:w="2880" w:type="dxa"/>
             <w:gridSpan w:val="2"/>
             <w:tcBorders>
               <w:bottom w:val="single" w:sz="4" w:space="0" w:color="auto"/>
@@ -357,7 +316,83 @@
               <w:rPr>
                 <w:rFonts w:cstheme="minorHAnsi"/>
               </w:rPr>
+              <w:t xml:space="preserve">Buyer's Order No. </w:t>
+            </w:r>
+          </w:p>
+          <w:p>
+            <w:pPr>
+              <w:rPr>
+                <w:rFonts w:cstheme="minorHAnsi"/>
+              </w:rPr>
+            </w:pPr>
+            <w:r>
+              <w:rPr>
+                <w:rFonts w:cstheme="minorHAnsi"/>
+              </w:rPr>
+              <w:t>{</w:t>
+            </w:r>
+            <w:proofErr w:type="spellStart"/>
+            <w:r>
+              <w:rPr>
+                <w:rFonts w:cstheme="minorHAnsi"/>
+              </w:rPr>
+              <w:t>buyersOrderNo</w:t>
+            </w:r>
+            <w:proofErr w:type="spellEnd"/>
+            <w:r>
+              <w:rPr>
+                <w:rFonts w:cstheme="minorHAnsi"/>
+              </w:rPr>
+              <w:t>}</w:t>
+            </w:r>
+          </w:p>
+        </w:tc>
+        <w:tc>
+          <w:tcPr>
+            <w:tcW w:w="2843" w:type="dxa"/>
+            <w:gridSpan w:val="3"/>
+            <w:tcBorders>
+              <w:bottom w:val="single" w:sz="4" w:space="0" w:color="auto"/>
+            </w:tcBorders>
+          </w:tcPr>
+          <w:p>
+            <w:pPr>
+              <w:rPr>
+                <w:rFonts w:cstheme="minorHAnsi"/>
+              </w:rPr>
+            </w:pPr>
+            <w:r>
+              <w:rPr>
+                <w:rFonts w:cstheme="minorHAnsi"/>
+              </w:rPr>
               <w:t xml:space="preserve">Date </w:t>
+            </w:r>
+          </w:p>
+          <w:p>
+            <w:pPr>
+              <w:rPr>
+                <w:rFonts w:cstheme="minorHAnsi"/>
+              </w:rPr>
+            </w:pPr>
+            <w:r>
+              <w:rPr>
+                <w:rFonts w:cstheme="minorHAnsi"/>
+              </w:rPr>
+              <w:t>{</w:t>
+            </w:r>
+            <w:proofErr w:type="spellStart"/>
+            <w:r>
+              <w:rPr>
+                <w:rFonts w:cstheme="minorHAnsi"/>
+              </w:rPr>
+              <w:t>orderDate</w:t>
+            </w:r>
+            <w:proofErr w:type="spellEnd"/>
+            <w:r>
+              <w:rPr>
+                <w:rFonts w:cstheme="minorHAnsi"/>
+              </w:rPr>
+              <w:t>}</w:t>
             </w:r>
           </w:p>
         </w:tc>
@@ -368,8 +403,8 @@
         </w:trPr>
         <w:tc>
           <w:tcPr>
-            <w:tcW w:w="5623" w:type="dxa"/>
-            <w:gridSpan w:val="2"/>
+            <w:tcW w:w="5737" w:type="dxa"/>
+            <w:gridSpan w:val="5"/>
             <w:vMerge w:val="restart"/>
             <w:tcBorders>
               <w:right w:val="single" w:sz="4" w:space="0" w:color="auto"/>
@@ -459,41 +494,181 @@
                 <w:sz w:val="20"/>
                 <w:szCs w:val="20"/>
               </w:rPr>
-              <w:t>NOTIFY -</w:t>
-            </w:r>
-            <w:r>
-              <w:rPr>
-                <w:rFonts w:cstheme="minorHAnsi"/>
-                <w:sz w:val="20"/>
-                <w:szCs w:val="20"/>
-              </w:rPr>
-              <w:br/>
-              <w:t>MAZONIT Y.C.R.L. LTD</w:t>
-            </w:r>
-            <w:r>
-              <w:rPr>
-                <w:rFonts w:cstheme="minorHAnsi"/>
-                <w:sz w:val="20"/>
-                <w:szCs w:val="20"/>
-              </w:rPr>
-              <w:br/>
-              <w:t>KIBBUTZ EINAT</w:t>
-            </w:r>
-            <w:r>
-              <w:rPr>
-                <w:rFonts w:cstheme="minorHAnsi"/>
-                <w:sz w:val="20"/>
-                <w:szCs w:val="20"/>
-              </w:rPr>
-              <w:br/>
-              <w:t>ISRAEL 48805</w:t>
+              <w:t xml:space="preserve">NOTIFY </w:t>
+            </w:r>
+            <w:r>
+              <w:rPr>
+                <w:rFonts w:cstheme="minorHAnsi"/>
+                <w:sz w:val="20"/>
+                <w:szCs w:val="20"/>
+              </w:rPr>
+              <w:t>–</w:t>
+            </w:r>
+          </w:p>
+          <w:p>
+            <w:pPr>
+              <w:rPr>
+                <w:rFonts w:cstheme="minorHAnsi"/>
+                <w:sz w:val="20"/>
+                <w:szCs w:val="20"/>
+              </w:rPr>
+            </w:pPr>
+            <w:r>
+              <w:rPr>
+                <w:rFonts w:cstheme="minorHAnsi"/>
+                <w:sz w:val="20"/>
+                <w:szCs w:val="20"/>
+              </w:rPr>
+              <w:t>{</w:t>
+            </w:r>
+            <w:proofErr w:type="spellStart"/>
+            <w:r>
+              <w:rPr>
+                <w:rFonts w:cstheme="minorHAnsi"/>
+                <w:sz w:val="20"/>
+                <w:szCs w:val="20"/>
+              </w:rPr>
+              <w:t>consigneeName</w:t>
+            </w:r>
+            <w:proofErr w:type="spellEnd"/>
+            <w:r>
+              <w:rPr>
+                <w:rFonts w:cstheme="minorHAnsi"/>
+                <w:sz w:val="20"/>
+                <w:szCs w:val="20"/>
+              </w:rPr>
+              <w:t xml:space="preserve">} </w:t>
+            </w:r>
+          </w:p>
+          <w:p>
+            <w:pPr>
+              <w:rPr>
+                <w:rFonts w:cstheme="minorHAnsi"/>
+                <w:sz w:val="20"/>
+                <w:szCs w:val="20"/>
+              </w:rPr>
+            </w:pPr>
+            <w:r>
+              <w:rPr>
+                <w:rFonts w:cstheme="minorHAnsi"/>
+                <w:sz w:val="20"/>
+                <w:szCs w:val="20"/>
+              </w:rPr>
+              <w:t>{</w:t>
+            </w:r>
+            <w:proofErr w:type="spellStart"/>
+            <w:r>
+              <w:rPr>
+                <w:rFonts w:cstheme="minorHAnsi"/>
+                <w:sz w:val="20"/>
+                <w:szCs w:val="20"/>
+              </w:rPr>
+              <w:t>consigneeAddress</w:t>
+            </w:r>
+            <w:proofErr w:type="spellEnd"/>
+            <w:r>
+              <w:rPr>
+                <w:rFonts w:cstheme="minorHAnsi"/>
+                <w:sz w:val="20"/>
+                <w:szCs w:val="20"/>
+              </w:rPr>
+              <w:t>} {</w:t>
+            </w:r>
+            <w:proofErr w:type="spellStart"/>
+            <w:r>
+              <w:rPr>
+                <w:rFonts w:cstheme="minorHAnsi"/>
+                <w:sz w:val="20"/>
+                <w:szCs w:val="20"/>
+              </w:rPr>
+              <w:t>consigneeCity</w:t>
+            </w:r>
+            <w:proofErr w:type="spellEnd"/>
+            <w:r>
+              <w:rPr>
+                <w:rFonts w:cstheme="minorHAnsi"/>
+                <w:sz w:val="20"/>
+                <w:szCs w:val="20"/>
+              </w:rPr>
+              <w:t>} {</w:t>
+            </w:r>
+            <w:proofErr w:type="spellStart"/>
+            <w:r>
+              <w:rPr>
+                <w:rFonts w:cstheme="minorHAnsi"/>
+                <w:sz w:val="20"/>
+                <w:szCs w:val="20"/>
+              </w:rPr>
+              <w:t>consigneeState</w:t>
+            </w:r>
+            <w:proofErr w:type="spellEnd"/>
+            <w:r>
+              <w:rPr>
+                <w:rFonts w:cstheme="minorHAnsi"/>
+                <w:sz w:val="20"/>
+                <w:szCs w:val="20"/>
+              </w:rPr>
+              <w:t xml:space="preserve">} </w:t>
+            </w:r>
+          </w:p>
+          <w:p>
+            <w:pPr>
+              <w:rPr>
+                <w:rFonts w:cstheme="minorHAnsi"/>
+                <w:sz w:val="20"/>
+                <w:szCs w:val="20"/>
+              </w:rPr>
+            </w:pPr>
+            <w:r>
+              <w:rPr>
+                <w:rFonts w:cstheme="minorHAnsi"/>
+                <w:sz w:val="20"/>
+                <w:szCs w:val="20"/>
+              </w:rPr>
+              <w:t>{</w:t>
+            </w:r>
+            <w:proofErr w:type="spellStart"/>
+            <w:r>
+              <w:rPr>
+                <w:rFonts w:cstheme="minorHAnsi"/>
+                <w:sz w:val="20"/>
+                <w:szCs w:val="20"/>
+              </w:rPr>
+              <w:t>consigneeCountry</w:t>
+            </w:r>
+            <w:proofErr w:type="spellEnd"/>
+            <w:r>
+              <w:rPr>
+                <w:rFonts w:cstheme="minorHAnsi"/>
+                <w:sz w:val="20"/>
+                <w:szCs w:val="20"/>
+              </w:rPr>
+              <w:t>} {</w:t>
+            </w:r>
+            <w:proofErr w:type="spellStart"/>
+            <w:r>
+              <w:rPr>
+                <w:rFonts w:cstheme="minorHAnsi"/>
+                <w:sz w:val="20"/>
+                <w:szCs w:val="20"/>
+              </w:rPr>
+              <w:t>consigneeZip</w:t>
+            </w:r>
+            <w:proofErr w:type="spellEnd"/>
+            <w:r>
+              <w:rPr>
+                <w:rFonts w:cstheme="minorHAnsi"/>
+                <w:sz w:val="20"/>
+                <w:szCs w:val="20"/>
+              </w:rPr>
+              <w:t>}</w:t>
             </w:r>
           </w:p>
         </w:tc>
         <w:tc>
           <w:tcPr>
-            <w:tcW w:w="5548" w:type="dxa"/>
-            <w:gridSpan w:val="3"/>
+            <w:tcW w:w="5723" w:type="dxa"/>
+            <w:gridSpan w:val="5"/>
             <w:tcBorders>
               <w:left w:val="single" w:sz="4" w:space="0" w:color="auto"/>
             </w:tcBorders>
@@ -512,7 +687,24 @@
                 <w:sz w:val="20"/>
                 <w:szCs w:val="20"/>
               </w:rPr>
-              <w:t xml:space="preserve">Buyer (If other </w:t>
+              <w:t xml:space="preserve">Buyer </w:t>
+            </w:r>
+          </w:p>
+          <w:p>
+            <w:pPr>
+              <w:rPr>
+                <w:rFonts w:cstheme="minorHAnsi"/>
+                <w:sz w:val="20"/>
+                <w:szCs w:val="20"/>
+              </w:rPr>
+            </w:pPr>
+            <w:r>
+              <w:rPr>
+                <w:rFonts w:cstheme="minorHAnsi"/>
+                <w:sz w:val="20"/>
+                <w:szCs w:val="20"/>
+              </w:rPr>
+              <w:t>{</w:t>
             </w:r>
             <w:proofErr w:type="spellStart"/>
             <w:r>
@@ -521,7 +713,7 @@
                 <w:sz w:val="20"/>
                 <w:szCs w:val="20"/>
               </w:rPr>
-              <w:t>then</w:t>
+              <w:t>buyerName</w:t>
             </w:r>
             <w:proofErr w:type="spellEnd"/>
             <w:r>
@@ -530,7 +722,131 @@
                 <w:sz w:val="20"/>
                 <w:szCs w:val="20"/>
               </w:rPr>
-              <w:t xml:space="preserve"> consignee)</w:t>
+              <w:t xml:space="preserve">} </w:t>
+            </w:r>
+          </w:p>
+          <w:p>
+            <w:pPr>
+              <w:rPr>
+                <w:rFonts w:cstheme="minorHAnsi"/>
+                <w:sz w:val="20"/>
+                <w:szCs w:val="20"/>
+              </w:rPr>
+            </w:pPr>
+            <w:r>
+              <w:rPr>
+                <w:rFonts w:cstheme="minorHAnsi"/>
+                <w:sz w:val="20"/>
+                <w:szCs w:val="20"/>
+              </w:rPr>
+              <w:t>{</w:t>
+            </w:r>
+            <w:proofErr w:type="spellStart"/>
+            <w:r>
+              <w:rPr>
+                <w:rFonts w:cstheme="minorHAnsi"/>
+                <w:sz w:val="20"/>
+                <w:szCs w:val="20"/>
+              </w:rPr>
+              <w:t>buyerAddress</w:t>
+            </w:r>
+            <w:proofErr w:type="spellEnd"/>
+            <w:r>
+              <w:rPr>
+                <w:rFonts w:cstheme="minorHAnsi"/>
+                <w:sz w:val="20"/>
+                <w:szCs w:val="20"/>
+              </w:rPr>
+              <w:t>} {</w:t>
+            </w:r>
+            <w:proofErr w:type="spellStart"/>
+            <w:r>
+              <w:rPr>
+                <w:rFonts w:cstheme="minorHAnsi"/>
+                <w:sz w:val="20"/>
+                <w:szCs w:val="20"/>
+              </w:rPr>
+              <w:t>buyerCity</w:t>
+            </w:r>
+            <w:proofErr w:type="spellEnd"/>
+            <w:r>
+              <w:rPr>
+                <w:rFonts w:cstheme="minorHAnsi"/>
+                <w:sz w:val="20"/>
+                <w:szCs w:val="20"/>
+              </w:rPr>
+              <w:t>} {</w:t>
+            </w:r>
+            <w:proofErr w:type="spellStart"/>
+            <w:r>
+              <w:rPr>
+                <w:rFonts w:cstheme="minorHAnsi"/>
+                <w:sz w:val="20"/>
+                <w:szCs w:val="20"/>
+              </w:rPr>
+              <w:t>buyerState</w:t>
+            </w:r>
+            <w:proofErr w:type="spellEnd"/>
+            <w:r>
+              <w:rPr>
+                <w:rFonts w:cstheme="minorHAnsi"/>
+                <w:sz w:val="20"/>
+                <w:szCs w:val="20"/>
+              </w:rPr>
+              <w:t>}</w:t>
+            </w:r>
+          </w:p>
+          <w:p>
+            <w:pPr>
+              <w:rPr>
+                <w:rFonts w:cstheme="minorHAnsi"/>
+                <w:sz w:val="20"/>
+                <w:szCs w:val="20"/>
+              </w:rPr>
+            </w:pPr>
+            <w:r>
+              <w:rPr>
+                <w:rFonts w:cstheme="minorHAnsi"/>
+                <w:sz w:val="20"/>
+                <w:szCs w:val="20"/>
+              </w:rPr>
+              <w:t>{</w:t>
+            </w:r>
+            <w:proofErr w:type="spellStart"/>
+            <w:r>
+              <w:rPr>
+                <w:rFonts w:cstheme="minorHAnsi"/>
+                <w:sz w:val="20"/>
+                <w:szCs w:val="20"/>
+              </w:rPr>
+              <w:t>buyerCountry</w:t>
+            </w:r>
+            <w:proofErr w:type="spellEnd"/>
+            <w:r>
+              <w:rPr>
+                <w:rFonts w:cstheme="minorHAnsi"/>
+                <w:sz w:val="20"/>
+                <w:szCs w:val="20"/>
+              </w:rPr>
+              <w:t>} {</w:t>
+            </w:r>
+            <w:proofErr w:type="spellStart"/>
+            <w:r>
+              <w:rPr>
+                <w:rFonts w:cstheme="minorHAnsi"/>
+                <w:sz w:val="20"/>
+                <w:szCs w:val="20"/>
+              </w:rPr>
+              <w:t>buyerZip</w:t>
+            </w:r>
+            <w:proofErr w:type="spellEnd"/>
+            <w:r>
+              <w:rPr>
+                <w:rFonts w:cstheme="minorHAnsi"/>
+                <w:sz w:val="20"/>
+                <w:szCs w:val="20"/>
+              </w:rPr>
+              <w:t>}</w:t>
             </w:r>
           </w:p>
         </w:tc>
@@ -541,8 +857,8 @@
         </w:trPr>
         <w:tc>
           <w:tcPr>
-            <w:tcW w:w="5623" w:type="dxa"/>
-            <w:gridSpan w:val="2"/>
+            <w:tcW w:w="5737" w:type="dxa"/>
+            <w:gridSpan w:val="5"/>
             <w:vMerge/>
           </w:tcPr>
           <w:p>
@@ -557,7 +873,8 @@
         </w:tc>
         <w:tc>
           <w:tcPr>
-            <w:tcW w:w="2751" w:type="dxa"/>
+            <w:tcW w:w="2880" w:type="dxa"/>
+            <w:gridSpan w:val="2"/>
           </w:tcPr>
           <w:p>
             <w:pPr>
@@ -614,8 +931,8 @@
         </w:tc>
         <w:tc>
           <w:tcPr>
-            <w:tcW w:w="2796" w:type="dxa"/>
-            <w:gridSpan w:val="2"/>
+            <w:tcW w:w="2843" w:type="dxa"/>
+            <w:gridSpan w:val="3"/>
           </w:tcPr>
           <w:p>
             <w:pPr>
@@ -677,8 +994,8 @@
         </w:trPr>
         <w:tc>
           <w:tcPr>
-            <w:tcW w:w="5623" w:type="dxa"/>
-            <w:gridSpan w:val="2"/>
+            <w:tcW w:w="5737" w:type="dxa"/>
+            <w:gridSpan w:val="5"/>
             <w:vMerge/>
           </w:tcPr>
           <w:p>
@@ -693,8 +1010,8 @@
         </w:tc>
         <w:tc>
           <w:tcPr>
-            <w:tcW w:w="5548" w:type="dxa"/>
-            <w:gridSpan w:val="3"/>
+            <w:tcW w:w="5723" w:type="dxa"/>
+            <w:gridSpan w:val="5"/>
             <w:vMerge w:val="restart"/>
           </w:tcPr>
           <w:p>
@@ -774,7 +1091,8 @@
         </w:trPr>
         <w:tc>
           <w:tcPr>
-            <w:tcW w:w="2751" w:type="dxa"/>
+            <w:tcW w:w="2845" w:type="dxa"/>
+            <w:gridSpan w:val="2"/>
           </w:tcPr>
           <w:p>
             <w:pPr>
@@ -848,7 +1166,8 @@
         </w:tc>
         <w:tc>
           <w:tcPr>
-            <w:tcW w:w="2871" w:type="dxa"/>
+            <w:tcW w:w="2892" w:type="dxa"/>
+            <w:gridSpan w:val="3"/>
           </w:tcPr>
           <w:p>
             <w:pPr>
@@ -919,8 +1238,8 @@
         </w:tc>
         <w:tc>
           <w:tcPr>
-            <w:tcW w:w="5548" w:type="dxa"/>
-            <w:gridSpan w:val="3"/>
+            <w:tcW w:w="5723" w:type="dxa"/>
+            <w:gridSpan w:val="5"/>
             <w:vMerge/>
           </w:tcPr>
           <w:p>
@@ -940,7 +1259,8 @@
         </w:trPr>
         <w:tc>
           <w:tcPr>
-            <w:tcW w:w="2751" w:type="dxa"/>
+            <w:tcW w:w="2845" w:type="dxa"/>
+            <w:gridSpan w:val="2"/>
           </w:tcPr>
           <w:p>
             <w:pPr>
@@ -1013,7 +1333,8 @@
         </w:tc>
         <w:tc>
           <w:tcPr>
-            <w:tcW w:w="2871" w:type="dxa"/>
+            <w:tcW w:w="2892" w:type="dxa"/>
+            <w:gridSpan w:val="3"/>
           </w:tcPr>
           <w:p>
             <w:pPr>
@@ -1084,8 +1405,8 @@
         </w:tc>
         <w:tc>
           <w:tcPr>
-            <w:tcW w:w="5548" w:type="dxa"/>
-            <w:gridSpan w:val="3"/>
+            <w:tcW w:w="5723" w:type="dxa"/>
+            <w:gridSpan w:val="5"/>
             <w:vMerge/>
           </w:tcPr>
           <w:p>
@@ -1105,7 +1426,8 @@
         </w:trPr>
         <w:tc>
           <w:tcPr>
-            <w:tcW w:w="2751" w:type="dxa"/>
+            <w:tcW w:w="2845" w:type="dxa"/>
+            <w:gridSpan w:val="2"/>
           </w:tcPr>
           <w:p>
             <w:pPr>
@@ -1172,7 +1494,8 @@
         </w:tc>
         <w:tc>
           <w:tcPr>
-            <w:tcW w:w="2871" w:type="dxa"/>
+            <w:tcW w:w="2892" w:type="dxa"/>
+            <w:gridSpan w:val="3"/>
           </w:tcPr>
           <w:p>
             <w:pPr>
@@ -1239,8 +1562,8 @@
         </w:tc>
         <w:tc>
           <w:tcPr>
-            <w:tcW w:w="5548" w:type="dxa"/>
-            <w:gridSpan w:val="3"/>
+            <w:tcW w:w="5723" w:type="dxa"/>
+            <w:gridSpan w:val="5"/>
             <w:vMerge/>
           </w:tcPr>
           <w:p>
@@ -1260,8 +1583,8 @@
         </w:trPr>
         <w:tc>
           <w:tcPr>
-            <w:tcW w:w="11172" w:type="dxa"/>
-            <w:gridSpan w:val="5"/>
+            <w:tcW w:w="11460" w:type="dxa"/>
+            <w:gridSpan w:val="10"/>
           </w:tcPr>
           <w:p>
             <w:pPr>
@@ -1279,7 +1602,33 @@
                 <w:sz w:val="20"/>
                 <w:szCs w:val="20"/>
               </w:rPr>
-              <w:t xml:space="preserve">Private Marks &amp; Nos.    MAZONIT    /    MAZO-16320/141    ASHDOD    /    ISRAEL  </w:t>
+              <w:t xml:space="preserve">Private Marks &amp; Nos.    </w:t>
+            </w:r>
+            <w:r>
+              <w:rPr>
+                <w:rFonts w:cstheme="minorHAnsi"/>
+                <w:sz w:val="20"/>
+                <w:szCs w:val="20"/>
+              </w:rPr>
+              <w:t>{</w:t>
+            </w:r>
+            <w:proofErr w:type="spellStart"/>
+            <w:r>
+              <w:rPr>
+                <w:rFonts w:cstheme="minorHAnsi"/>
+                <w:sz w:val="20"/>
+                <w:szCs w:val="20"/>
+              </w:rPr>
+              <w:t>privateRemark</w:t>
+            </w:r>
+            <w:proofErr w:type="spellEnd"/>
+            <w:r>
+              <w:rPr>
+                <w:rFonts w:cstheme="minorHAnsi"/>
+                <w:sz w:val="20"/>
+                <w:szCs w:val="20"/>
+              </w:rPr>
+              <w:t>}</w:t>
             </w:r>
           </w:p>
         </w:tc>
@@ -1290,13 +1639,13 @@
         </w:trPr>
         <w:tc>
           <w:tcPr>
-            <w:tcW w:w="11172" w:type="dxa"/>
-            <w:gridSpan w:val="5"/>
+            <w:tcW w:w="11460" w:type="dxa"/>
+            <w:gridSpan w:val="10"/>
           </w:tcPr>
           <w:tbl>
             <w:tblPr>
               <w:tblStyle w:val="TableGrid"/>
-              <w:tblW w:w="10953" w:type="dxa"/>
+              <w:tblW w:w="11242" w:type="dxa"/>
               <w:tblInd w:w="1" w:type="dxa"/>
               <w:tblBorders>
                 <w:top w:val="none" w:sz="0" w:space="0" w:color="auto"/>
@@ -1308,20 +1657,20 @@
               <w:tblLook w:val="04A0" w:firstRow="1" w:lastRow="0" w:firstColumn="1" w:lastColumn="0" w:noHBand="0" w:noVBand="1"/>
             </w:tblPr>
             <w:tblGrid>
-              <w:gridCol w:w="1543"/>
-              <w:gridCol w:w="5072"/>
-              <w:gridCol w:w="1106"/>
-              <w:gridCol w:w="1384"/>
-              <w:gridCol w:w="907"/>
-              <w:gridCol w:w="941"/>
+              <w:gridCol w:w="5211"/>
+              <w:gridCol w:w="1356"/>
+              <w:gridCol w:w="1027"/>
+              <w:gridCol w:w="1281"/>
+              <w:gridCol w:w="852"/>
+              <w:gridCol w:w="1515"/>
             </w:tblGrid>
             <w:tr>
               <w:trPr>
-                <w:trHeight w:val="567"/>
+                <w:trHeight w:val="104"/>
               </w:trPr>
               <w:tc>
                 <w:tcPr>
-                  <w:tcW w:w="1543" w:type="dxa"/>
+                  <w:tcW w:w="5211" w:type="dxa"/>
                 </w:tcPr>
                 <w:p>
                   <w:pPr>
@@ -1336,6 +1685,7 @@
                       <w:szCs w:val="20"/>
                     </w:rPr>
                   </w:pPr>
+                  <w:proofErr w:type="gramStart"/>
                   <w:r>
                     <w:rPr>
                       <w:rFonts w:cstheme="minorHAnsi"/>
@@ -1344,13 +1694,24 @@
                       <w:sz w:val="20"/>
                       <w:szCs w:val="20"/>
                     </w:rPr>
-                    <w:t>Size(MM)</w:t>
+                    <w:t>Size(</w:t>
+                  </w:r>
+                  <w:proofErr w:type="gramEnd"/>
+                  <w:r>
+                    <w:rPr>
+                      <w:rFonts w:cstheme="minorHAnsi"/>
+                      <w:b/>
+                      <w:bCs/>
+                      <w:sz w:val="20"/>
+                      <w:szCs w:val="20"/>
+                    </w:rPr>
+                    <w:t>MM)</w:t>
                   </w:r>
                 </w:p>
               </w:tc>
               <w:tc>
                 <w:tcPr>
-                  <w:tcW w:w="5072" w:type="dxa"/>
+                  <w:tcW w:w="1356" w:type="dxa"/>
                 </w:tcPr>
                 <w:p>
                   <w:pPr>
@@ -1380,7 +1741,7 @@
               </w:tc>
               <w:tc>
                 <w:tcPr>
-                  <w:tcW w:w="1106" w:type="dxa"/>
+                  <w:tcW w:w="1027" w:type="dxa"/>
                 </w:tcPr>
                 <w:p>
                   <w:pPr>
@@ -1409,7 +1770,7 @@
               </w:tc>
               <w:tc>
                 <w:tcPr>
-                  <w:tcW w:w="1384" w:type="dxa"/>
+                  <w:tcW w:w="1281" w:type="dxa"/>
                 </w:tcPr>
                 <w:p>
                   <w:pPr>
@@ -1435,6 +1796,7 @@
                     <w:t xml:space="preserve">Total </w:t>
                   </w:r>
                   <w:proofErr w:type="spellStart"/>
+                  <w:proofErr w:type="gramStart"/>
                   <w:r>
                     <w:rPr>
                       <w:rFonts w:cstheme="minorHAnsi"/>
@@ -1446,11 +1808,12 @@
                     <w:t>Sq.Mt</w:t>
                   </w:r>
                   <w:proofErr w:type="spellEnd"/>
+                  <w:proofErr w:type="gramEnd"/>
                 </w:p>
               </w:tc>
               <w:tc>
                 <w:tcPr>
-                  <w:tcW w:w="907" w:type="dxa"/>
+                  <w:tcW w:w="852" w:type="dxa"/>
                 </w:tcPr>
                 <w:p>
                   <w:pPr>
@@ -1479,7 +1842,7 @@
               </w:tc>
               <w:tc>
                 <w:tcPr>
-                  <w:tcW w:w="941" w:type="dxa"/>
+                  <w:tcW w:w="1515" w:type="dxa"/>
                 </w:tcPr>
                 <w:p>
                   <w:pPr>
@@ -1509,11 +1872,11 @@
             </w:tr>
             <w:tr>
               <w:trPr>
-                <w:trHeight w:val="606"/>
+                <w:trHeight w:val="64"/>
               </w:trPr>
               <w:tc>
                 <w:tcPr>
-                  <w:tcW w:w="1543" w:type="dxa"/>
+                  <w:tcW w:w="5211" w:type="dxa"/>
                 </w:tcPr>
                 <w:p>
                   <w:pPr>
@@ -1532,13 +1895,87 @@
                       <w:sz w:val="20"/>
                       <w:szCs w:val="20"/>
                     </w:rPr>
-                    <w:t>{#items} {name}</w:t>
+                    <w:t>{#</w:t>
+                  </w:r>
+                  <w:proofErr w:type="gramStart"/>
+                  <w:r>
+                    <w:rPr>
+                      <w:rFonts w:cstheme="minorHAnsi"/>
+                      <w:sz w:val="20"/>
+                      <w:szCs w:val="20"/>
+                    </w:rPr>
+                    <w:t>invoiceItems</w:t>
+                  </w:r>
+                  <w:r>
+                    <w:rPr>
+                      <w:rFonts w:cstheme="minorHAnsi"/>
+                      <w:sz w:val="20"/>
+                      <w:szCs w:val="20"/>
+                    </w:rPr>
+                    <w:t>}{</w:t>
+                  </w:r>
+                  <w:proofErr w:type="gramEnd"/>
+                  <w:r>
+                    <w:rPr>
+                      <w:rFonts w:cstheme="minorHAnsi"/>
+                      <w:sz w:val="20"/>
+                      <w:szCs w:val="20"/>
+                    </w:rPr>
+                    <w:t>length</w:t>
+                  </w:r>
+                  <w:r>
+                    <w:rPr>
+                      <w:rFonts w:cstheme="minorHAnsi"/>
+                      <w:sz w:val="20"/>
+                      <w:szCs w:val="20"/>
+                    </w:rPr>
+                    <w:t>}</w:t>
+                  </w:r>
+                  <w:r>
+                    <w:rPr>
+                      <w:rFonts w:cstheme="minorHAnsi"/>
+                      <w:sz w:val="20"/>
+                      <w:szCs w:val="20"/>
+                    </w:rPr>
+                    <w:t xml:space="preserve"> X {</w:t>
+                  </w:r>
+                  <w:r>
+                    <w:rPr>
+                      <w:rFonts w:cstheme="minorHAnsi"/>
+                      <w:sz w:val="20"/>
+                      <w:szCs w:val="20"/>
+                    </w:rPr>
+                    <w:t>width</w:t>
+                  </w:r>
+                  <w:r>
+                    <w:rPr>
+                      <w:rFonts w:cstheme="minorHAnsi"/>
+                      <w:sz w:val="20"/>
+                      <w:szCs w:val="20"/>
+                    </w:rPr>
+                    <w:t>} X {</w:t>
+                  </w:r>
+                  <w:r>
+                    <w:rPr>
+                      <w:rFonts w:cstheme="minorHAnsi"/>
+                      <w:sz w:val="20"/>
+                      <w:szCs w:val="20"/>
+                    </w:rPr>
+                    <w:t>height</w:t>
+                  </w:r>
+                  <w:r>
+                    <w:rPr>
+                      <w:rFonts w:cstheme="minorHAnsi"/>
+                      <w:sz w:val="20"/>
+                      <w:szCs w:val="20"/>
+                    </w:rPr>
+                    <w:t>} MM</w:t>
                   </w:r>
                 </w:p>
               </w:tc>
               <w:tc>
                 <w:tcPr>
-                  <w:tcW w:w="5072" w:type="dxa"/>
+                  <w:tcW w:w="1356" w:type="dxa"/>
                 </w:tcPr>
                 <w:p>
                   <w:pPr>
@@ -1555,7 +1992,7 @@
               </w:tc>
               <w:tc>
                 <w:tcPr>
-                  <w:tcW w:w="1106" w:type="dxa"/>
+                  <w:tcW w:w="1027" w:type="dxa"/>
                 </w:tcPr>
                 <w:p>
                   <w:pPr>
@@ -1568,19 +2005,11 @@
                       <w:szCs w:val="20"/>
                     </w:rPr>
                   </w:pPr>
-                  <w:r>
-                    <w:rPr>
-                      <w:rFonts w:cstheme="minorHAnsi"/>
-                      <w:sz w:val="20"/>
-                      <w:szCs w:val="20"/>
-                    </w:rPr>
-                    <w:t>{quantity}</w:t>
-                  </w:r>
                 </w:p>
               </w:tc>
               <w:tc>
                 <w:tcPr>
-                  <w:tcW w:w="1384" w:type="dxa"/>
+                  <w:tcW w:w="1281" w:type="dxa"/>
                 </w:tcPr>
                 <w:p>
                   <w:pPr>
@@ -1593,19 +2022,11 @@
                       <w:szCs w:val="20"/>
                     </w:rPr>
                   </w:pPr>
-                  <w:r>
-                    <w:rPr>
-                      <w:rFonts w:cstheme="minorHAnsi"/>
-                      <w:sz w:val="20"/>
-                      <w:szCs w:val="20"/>
-                    </w:rPr>
-                    <w:t>{price}</w:t>
-                  </w:r>
                 </w:p>
               </w:tc>
               <w:tc>
                 <w:tcPr>
-                  <w:tcW w:w="907" w:type="dxa"/>
+                  <w:tcW w:w="852" w:type="dxa"/>
                 </w:tcPr>
                 <w:p>
                   <w:pPr>
@@ -1622,7 +2043,7 @@
               </w:tc>
               <w:tc>
                 <w:tcPr>
-                  <w:tcW w:w="941" w:type="dxa"/>
+                  <w:tcW w:w="1515" w:type="dxa"/>
                 </w:tcPr>
                 <w:p>
                   <w:pPr>
@@ -1635,13 +2056,236 @@
                       <w:szCs w:val="20"/>
                     </w:rPr>
                   </w:pPr>
-                  <w:r>
-                    <w:rPr>
-                      <w:rFonts w:cstheme="minorHAnsi"/>
-                      <w:sz w:val="20"/>
-                      <w:szCs w:val="20"/>
-                    </w:rPr>
-                    <w:t>{/items}</w:t>
+                </w:p>
+              </w:tc>
+            </w:tr>
+            <w:tr>
+              <w:trPr>
+                <w:trHeight w:val="233"/>
+              </w:trPr>
+              <w:tc>
+                <w:tcPr>
+                  <w:tcW w:w="5211" w:type="dxa"/>
+                </w:tcPr>
+                <w:p>
+                  <w:pPr>
+                    <w:pStyle w:val="NoSpacing"/>
+                    <w:framePr w:hSpace="180" w:wrap="around" w:vAnchor="page" w:hAnchor="margin" w:y="481"/>
+                    <w:spacing w:line="276" w:lineRule="auto"/>
+                    <w:rPr>
+                      <w:rFonts w:cstheme="minorHAnsi"/>
+                      <w:sz w:val="20"/>
+                      <w:szCs w:val="20"/>
+                    </w:rPr>
+                  </w:pPr>
+                  <w:r>
+                    <w:rPr>
+                      <w:rFonts w:cstheme="minorHAnsi"/>
+                      <w:sz w:val="20"/>
+                      <w:szCs w:val="20"/>
+                    </w:rPr>
+                    <w:t>{#invoices}</w:t>
+                  </w:r>
+                </w:p>
+              </w:tc>
+              <w:tc>
+                <w:tcPr>
+                  <w:tcW w:w="1356" w:type="dxa"/>
+                </w:tcPr>
+                <w:p>
+                  <w:pPr>
+                    <w:pStyle w:val="NoSpacing"/>
+                    <w:framePr w:hSpace="180" w:wrap="around" w:vAnchor="page" w:hAnchor="margin" w:y="481"/>
+                    <w:spacing w:line="276" w:lineRule="auto"/>
+                    <w:rPr>
+                      <w:rFonts w:cstheme="minorHAnsi"/>
+                      <w:sz w:val="20"/>
+                      <w:szCs w:val="20"/>
+                    </w:rPr>
+                  </w:pPr>
+                </w:p>
+              </w:tc>
+              <w:tc>
+                <w:tcPr>
+                  <w:tcW w:w="1027" w:type="dxa"/>
+                </w:tcPr>
+                <w:p>
+                  <w:pPr>
+                    <w:pStyle w:val="NoSpacing"/>
+                    <w:framePr w:hSpace="180" w:wrap="around" w:vAnchor="page" w:hAnchor="margin" w:y="481"/>
+                    <w:spacing w:line="276" w:lineRule="auto"/>
+                    <w:rPr>
+                      <w:rFonts w:cstheme="minorHAnsi"/>
+                      <w:sz w:val="20"/>
+                      <w:szCs w:val="20"/>
+                    </w:rPr>
+                  </w:pPr>
+                  <w:r>
+                    <w:rPr>
+                      <w:rFonts w:cstheme="minorHAnsi"/>
+                      <w:sz w:val="20"/>
+                      <w:szCs w:val="20"/>
+                    </w:rPr>
+                    <w:t>{</w:t>
+                  </w:r>
+                  <w:r>
+                    <w:rPr>
+                      <w:rFonts w:cstheme="minorHAnsi"/>
+                      <w:sz w:val="20"/>
+                      <w:szCs w:val="20"/>
+                    </w:rPr>
+                    <w:t>quantity</w:t>
+                  </w:r>
+                  <w:r>
+                    <w:rPr>
+                      <w:rFonts w:cstheme="minorHAnsi"/>
+                      <w:sz w:val="20"/>
+                      <w:szCs w:val="20"/>
+                    </w:rPr>
+                    <w:t>}</w:t>
+                  </w:r>
+                </w:p>
+              </w:tc>
+              <w:tc>
+                <w:tcPr>
+                  <w:tcW w:w="1281" w:type="dxa"/>
+                </w:tcPr>
+                <w:p>
+                  <w:pPr>
+                    <w:pStyle w:val="NoSpacing"/>
+                    <w:framePr w:hSpace="180" w:wrap="around" w:vAnchor="page" w:hAnchor="margin" w:y="481"/>
+                    <w:spacing w:line="276" w:lineRule="auto"/>
+                    <w:rPr>
+                      <w:rFonts w:cstheme="minorHAnsi"/>
+                      <w:sz w:val="20"/>
+                      <w:szCs w:val="20"/>
+                    </w:rPr>
+                  </w:pPr>
+                  <w:r>
+                    <w:rPr>
+                      <w:rFonts w:cstheme="minorHAnsi"/>
+                      <w:sz w:val="20"/>
+                      <w:szCs w:val="20"/>
+                    </w:rPr>
+                    <w:t>{</w:t>
+                  </w:r>
+                  <w:proofErr w:type="spellStart"/>
+                  <w:r>
+                    <w:rPr>
+                      <w:rFonts w:cstheme="minorHAnsi"/>
+                      <w:sz w:val="20"/>
+                      <w:szCs w:val="20"/>
+                    </w:rPr>
+                    <w:t>totalSqMt</w:t>
+                  </w:r>
+                  <w:proofErr w:type="spellEnd"/>
+                  <w:r>
+                    <w:rPr>
+                      <w:rFonts w:cstheme="minorHAnsi"/>
+                      <w:sz w:val="20"/>
+                      <w:szCs w:val="20"/>
+                    </w:rPr>
+                    <w:t>}</w:t>
+                  </w:r>
+                </w:p>
+              </w:tc>
+              <w:tc>
+                <w:tcPr>
+                  <w:tcW w:w="852" w:type="dxa"/>
+                </w:tcPr>
+                <w:p>
+                  <w:pPr>
+                    <w:pStyle w:val="NoSpacing"/>
+                    <w:framePr w:hSpace="180" w:wrap="around" w:vAnchor="page" w:hAnchor="margin" w:y="481"/>
+                    <w:spacing w:line="276" w:lineRule="auto"/>
+                    <w:rPr>
+                      <w:rFonts w:cstheme="minorHAnsi"/>
+                      <w:sz w:val="20"/>
+                      <w:szCs w:val="20"/>
+                    </w:rPr>
+                  </w:pPr>
+                  <w:r>
+                    <w:rPr>
+                      <w:rFonts w:cstheme="minorHAnsi"/>
+                      <w:sz w:val="20"/>
+                      <w:szCs w:val="20"/>
+                    </w:rPr>
+                    <w:t>{</w:t>
+                  </w:r>
+                  <w:r>
+                    <w:rPr>
+                      <w:rFonts w:cstheme="minorHAnsi"/>
+                      <w:sz w:val="20"/>
+                      <w:szCs w:val="20"/>
+                    </w:rPr>
+                    <w:t>rate</w:t>
+                  </w:r>
+                  <w:r>
+                    <w:rPr>
+                      <w:rFonts w:cstheme="minorHAnsi"/>
+                      <w:sz w:val="20"/>
+                      <w:szCs w:val="20"/>
+                    </w:rPr>
+                    <w:t>}</w:t>
+                  </w:r>
+                </w:p>
+              </w:tc>
+              <w:tc>
+                <w:tcPr>
+                  <w:tcW w:w="1515" w:type="dxa"/>
+                </w:tcPr>
+                <w:p>
+                  <w:pPr>
+                    <w:pStyle w:val="NoSpacing"/>
+                    <w:framePr w:hSpace="180" w:wrap="around" w:vAnchor="page" w:hAnchor="margin" w:y="481"/>
+                    <w:spacing w:line="276" w:lineRule="auto"/>
+                    <w:rPr>
+                      <w:rFonts w:cstheme="minorHAnsi"/>
+                      <w:sz w:val="20"/>
+                      <w:szCs w:val="20"/>
+                    </w:rPr>
+                  </w:pPr>
+                  <w:r>
+                    <w:rPr>
+                      <w:rFonts w:cstheme="minorHAnsi"/>
+                      <w:sz w:val="20"/>
+                      <w:szCs w:val="20"/>
+                    </w:rPr>
+                    <w:t>{value}</w:t>
+                  </w:r>
+                  <w:r>
+                    <w:rPr>
+                      <w:rFonts w:cstheme="minorHAnsi"/>
+                      <w:sz w:val="20"/>
+                      <w:szCs w:val="20"/>
+                    </w:rPr>
+                    <w:t xml:space="preserve"> </w:t>
+                  </w:r>
+                  <w:r>
+                    <w:rPr>
+                      <w:rFonts w:cstheme="minorHAnsi"/>
+                      <w:sz w:val="20"/>
+                      <w:szCs w:val="20"/>
+                    </w:rPr>
+                    <w:t>{/invoices} {/</w:t>
+                  </w:r>
+                  <w:proofErr w:type="spellStart"/>
+                  <w:r>
+                    <w:rPr>
+                      <w:rFonts w:cstheme="minorHAnsi"/>
+                      <w:sz w:val="20"/>
+                      <w:szCs w:val="20"/>
+                    </w:rPr>
+                    <w:t>invoiceItems</w:t>
+                  </w:r>
+                  <w:proofErr w:type="spellEnd"/>
+                  <w:r>
+                    <w:rPr>
+                      <w:rFonts w:cstheme="minorHAnsi"/>
+                      <w:sz w:val="20"/>
+                      <w:szCs w:val="20"/>
+                    </w:rPr>
+                    <w:t>}</w:t>
                   </w:r>
                 </w:p>
               </w:tc>
@@ -1664,8 +2308,11 @@
         </w:trPr>
         <w:tc>
           <w:tcPr>
-            <w:tcW w:w="11172" w:type="dxa"/>
-            <w:gridSpan w:val="5"/>
+            <w:tcW w:w="11460" w:type="dxa"/>
+            <w:gridSpan w:val="10"/>
+            <w:tcBorders>
+              <w:bottom w:val="single" w:sz="4" w:space="0" w:color="auto"/>
+            </w:tcBorders>
           </w:tcPr>
           <w:p>
             <w:pPr>
@@ -1680,7 +2327,21 @@
               <w:rPr>
                 <w:rFonts w:cstheme="minorHAnsi"/>
               </w:rPr>
-              <w:t>54882.71</w:t>
+              <w:t>{</w:t>
+            </w:r>
+            <w:proofErr w:type="spellStart"/>
+            <w:r>
+              <w:rPr>
+                <w:rFonts w:cstheme="minorHAnsi"/>
+              </w:rPr>
+              <w:t>totalAmount</w:t>
+            </w:r>
+            <w:proofErr w:type="spellEnd"/>
+            <w:r>
+              <w:rPr>
+                <w:rFonts w:cstheme="minorHAnsi"/>
+              </w:rPr>
+              <w:t>}</w:t>
             </w:r>
           </w:p>
         </w:tc>
@@ -1691,8 +2352,10 @@
         </w:trPr>
         <w:tc>
           <w:tcPr>
-            <w:tcW w:w="11172" w:type="dxa"/>
-            <w:gridSpan w:val="5"/>
+            <w:tcW w:w="2044" w:type="dxa"/>
+            <w:tcBorders>
+              <w:right w:val="nil"/>
+            </w:tcBorders>
           </w:tcPr>
           <w:p>
             <w:pPr>
@@ -1703,11 +2366,208 @@
                 <w:rFonts w:cstheme="minorHAnsi"/>
               </w:rPr>
             </w:pPr>
-            <w:r>
-              <w:rPr>
-                <w:rFonts w:cstheme="minorHAnsi"/>
-              </w:rPr>
-              <w:t xml:space="preserve">  Addition Discount Rounding                 +0.29</w:t>
+          </w:p>
+        </w:tc>
+        <w:tc>
+          <w:tcPr>
+            <w:tcW w:w="1809" w:type="dxa"/>
+            <w:gridSpan w:val="2"/>
+            <w:tcBorders>
+              <w:left w:val="nil"/>
+              <w:right w:val="nil"/>
+            </w:tcBorders>
+          </w:tcPr>
+          <w:p>
+            <w:pPr>
+              <w:pStyle w:val="NoSpacing"/>
+              <w:spacing w:line="276" w:lineRule="auto"/>
+              <w:jc w:val="right"/>
+              <w:rPr>
+                <w:rFonts w:cstheme="minorHAnsi"/>
+              </w:rPr>
+            </w:pPr>
+            <w:r>
+              <w:rPr>
+                <w:rFonts w:cstheme="minorHAnsi"/>
+              </w:rPr>
+              <w:t xml:space="preserve">  </w:t>
+            </w:r>
+          </w:p>
+        </w:tc>
+        <w:tc>
+          <w:tcPr>
+            <w:tcW w:w="1836" w:type="dxa"/>
+            <w:tcBorders>
+              <w:left w:val="nil"/>
+              <w:right w:val="nil"/>
+            </w:tcBorders>
+          </w:tcPr>
+          <w:p>
+            <w:pPr>
+              <w:pStyle w:val="NoSpacing"/>
+              <w:spacing w:line="276" w:lineRule="auto"/>
+              <w:jc w:val="right"/>
+              <w:rPr>
+                <w:rFonts w:cstheme="minorHAnsi"/>
+              </w:rPr>
+            </w:pPr>
+          </w:p>
+        </w:tc>
+        <w:tc>
+          <w:tcPr>
+            <w:tcW w:w="2089" w:type="dxa"/>
+            <w:gridSpan w:val="2"/>
+            <w:tcBorders>
+              <w:left w:val="nil"/>
+              <w:right w:val="nil"/>
+            </w:tcBorders>
+          </w:tcPr>
+          <w:p>
+            <w:pPr>
+              <w:pStyle w:val="NoSpacing"/>
+              <w:spacing w:line="276" w:lineRule="auto"/>
+              <w:jc w:val="right"/>
+              <w:rPr>
+                <w:rFonts w:cstheme="minorHAnsi"/>
+              </w:rPr>
+            </w:pPr>
+          </w:p>
+        </w:tc>
+        <w:tc>
+          <w:tcPr>
+            <w:tcW w:w="1460" w:type="dxa"/>
+            <w:gridSpan w:val="3"/>
+            <w:tcBorders>
+              <w:left w:val="nil"/>
+              <w:right w:val="nil"/>
+            </w:tcBorders>
+          </w:tcPr>
+          <w:p>
+            <w:pPr>
+              <w:pStyle w:val="NoSpacing"/>
+              <w:spacing w:line="276" w:lineRule="auto"/>
+              <w:jc w:val="right"/>
+              <w:rPr>
+                <w:rFonts w:cstheme="minorHAnsi"/>
+              </w:rPr>
+            </w:pPr>
+            <w:r>
+              <w:rPr>
+                <w:rFonts w:cstheme="minorHAnsi"/>
+              </w:rPr>
+              <w:t xml:space="preserve">Addition </w:t>
+            </w:r>
+          </w:p>
+          <w:p>
+            <w:pPr>
+              <w:pStyle w:val="NoSpacing"/>
+              <w:spacing w:line="276" w:lineRule="auto"/>
+              <w:jc w:val="right"/>
+              <w:rPr>
+                <w:rFonts w:cstheme="minorHAnsi"/>
+              </w:rPr>
+            </w:pPr>
+            <w:r>
+              <w:rPr>
+                <w:rFonts w:cstheme="minorHAnsi"/>
+              </w:rPr>
+              <w:t xml:space="preserve">Discount Rounding                 </w:t>
+            </w:r>
+          </w:p>
+        </w:tc>
+        <w:tc>
+          <w:tcPr>
+            <w:tcW w:w="2222" w:type="dxa"/>
+            <w:tcBorders>
+              <w:left w:val="nil"/>
+            </w:tcBorders>
+          </w:tcPr>
+          <w:p>
+            <w:pPr>
+              <w:pStyle w:val="NoSpacing"/>
+              <w:spacing w:line="276" w:lineRule="auto"/>
+              <w:jc w:val="right"/>
+              <w:rPr>
+                <w:rFonts w:cstheme="minorHAnsi"/>
+              </w:rPr>
+            </w:pPr>
+            <w:r>
+              <w:rPr>
+                <w:rFonts w:cstheme="minorHAnsi"/>
+              </w:rPr>
+              <w:t>{</w:t>
+            </w:r>
+            <w:proofErr w:type="spellStart"/>
+            <w:r>
+              <w:rPr>
+                <w:rFonts w:cstheme="minorHAnsi"/>
+              </w:rPr>
+              <w:t>totalAddition</w:t>
+            </w:r>
+            <w:proofErr w:type="spellEnd"/>
+            <w:r>
+              <w:rPr>
+                <w:rFonts w:cstheme="minorHAnsi"/>
+              </w:rPr>
+              <w:t>}</w:t>
+            </w:r>
+          </w:p>
+          <w:p>
+            <w:pPr>
+              <w:pStyle w:val="NoSpacing"/>
+              <w:spacing w:line="276" w:lineRule="auto"/>
+              <w:jc w:val="right"/>
+              <w:rPr>
+                <w:rFonts w:cstheme="minorHAnsi"/>
+              </w:rPr>
+            </w:pPr>
+            <w:r>
+              <w:rPr>
+                <w:rFonts w:cstheme="minorHAnsi"/>
+              </w:rPr>
+              <w:t>{</w:t>
+            </w:r>
+            <w:proofErr w:type="spellStart"/>
+            <w:r>
+              <w:rPr>
+                <w:rFonts w:cstheme="minorHAnsi"/>
+              </w:rPr>
+              <w:t>totalDiscount</w:t>
+            </w:r>
+            <w:proofErr w:type="spellEnd"/>
+            <w:r>
+              <w:rPr>
+                <w:rFonts w:cstheme="minorHAnsi"/>
+              </w:rPr>
+              <w:t>}</w:t>
+            </w:r>
+          </w:p>
+          <w:p>
+            <w:pPr>
+              <w:pStyle w:val="NoSpacing"/>
+              <w:spacing w:line="276" w:lineRule="auto"/>
+              <w:jc w:val="right"/>
+              <w:rPr>
+                <w:rFonts w:cstheme="minorHAnsi"/>
+              </w:rPr>
+            </w:pPr>
+            <w:r>
+              <w:rPr>
+                <w:rFonts w:cstheme="minorHAnsi"/>
+              </w:rPr>
+              <w:t>{</w:t>
+            </w:r>
+            <w:r>
+              <w:rPr>
+                <w:rFonts w:cstheme="minorHAnsi"/>
+              </w:rPr>
+              <w:t>rounding</w:t>
+            </w:r>
+            <w:r>
+              <w:rPr>
+                <w:rFonts w:cstheme="minorHAnsi"/>
+              </w:rPr>
+              <w:t>}</w:t>
             </w:r>
           </w:p>
         </w:tc>
@@ -1718,8 +2578,11 @@
         </w:trPr>
         <w:tc>
           <w:tcPr>
-            <w:tcW w:w="8937" w:type="dxa"/>
-            <w:gridSpan w:val="4"/>
+            <w:tcW w:w="8990" w:type="dxa"/>
+            <w:gridSpan w:val="8"/>
+            <w:tcBorders>
+              <w:bottom w:val="single" w:sz="4" w:space="0" w:color="auto"/>
+            </w:tcBorders>
           </w:tcPr>
           <w:p>
             <w:pPr>
@@ -1733,13 +2596,57 @@
               <w:rPr>
                 <w:rFonts w:cstheme="minorHAnsi"/>
               </w:rPr>
-              <w:t>Total CFR ASHDOD (ISRAEL)    US $ Fifty four thousand eight hundred</w:t>
+              <w:t xml:space="preserve">Total </w:t>
+            </w:r>
+            <w:r>
+              <w:rPr>
+                <w:rFonts w:cstheme="minorHAnsi"/>
+              </w:rPr>
+              <w:t>{</w:t>
+            </w:r>
+            <w:proofErr w:type="spellStart"/>
+            <w:r>
+              <w:rPr>
+                <w:rFonts w:cstheme="minorHAnsi"/>
+              </w:rPr>
+              <w:t>currencyChar</w:t>
+            </w:r>
+            <w:proofErr w:type="spellEnd"/>
+            <w:r>
+              <w:rPr>
+                <w:rFonts w:cstheme="minorHAnsi"/>
+              </w:rPr>
+              <w:t>}</w:t>
+            </w:r>
+            <w:r>
+              <w:rPr>
+                <w:rFonts w:cstheme="minorHAnsi"/>
+              </w:rPr>
+              <w:t xml:space="preserve"> </w:t>
+            </w:r>
+            <w:proofErr w:type="gramStart"/>
+            <w:r>
+              <w:rPr>
+                <w:rFonts w:cstheme="minorHAnsi"/>
+              </w:rPr>
+              <w:t>Fifty four</w:t>
+            </w:r>
+            <w:proofErr w:type="gramEnd"/>
+            <w:r>
+              <w:rPr>
+                <w:rFonts w:cstheme="minorHAnsi"/>
+              </w:rPr>
+              <w:t xml:space="preserve"> thousand eight hundred</w:t>
             </w:r>
           </w:p>
         </w:tc>
         <w:tc>
           <w:tcPr>
-            <w:tcW w:w="2234" w:type="dxa"/>
+            <w:tcW w:w="2470" w:type="dxa"/>
+            <w:gridSpan w:val="2"/>
+            <w:tcBorders>
+              <w:bottom w:val="single" w:sz="4" w:space="0" w:color="auto"/>
+            </w:tcBorders>
           </w:tcPr>
           <w:p>
             <w:pPr>
@@ -1754,7 +2661,21 @@
               <w:rPr>
                 <w:rFonts w:cstheme="minorHAnsi"/>
               </w:rPr>
-              <w:t>54883.00</w:t>
+              <w:t>{</w:t>
+            </w:r>
+            <w:proofErr w:type="spellStart"/>
+            <w:r>
+              <w:rPr>
+                <w:rFonts w:cstheme="minorHAnsi"/>
+              </w:rPr>
+              <w:t>netAmount</w:t>
+            </w:r>
+            <w:proofErr w:type="spellEnd"/>
+            <w:r>
+              <w:rPr>
+                <w:rFonts w:cstheme="minorHAnsi"/>
+              </w:rPr>
+              <w:t>}</w:t>
             </w:r>
           </w:p>
         </w:tc>
@@ -1765,8 +2686,11 @@
         </w:trPr>
         <w:tc>
           <w:tcPr>
-            <w:tcW w:w="11172" w:type="dxa"/>
-            <w:gridSpan w:val="5"/>
+            <w:tcW w:w="11460" w:type="dxa"/>
+            <w:gridSpan w:val="10"/>
+            <w:tcBorders>
+              <w:bottom w:val="nil"/>
+            </w:tcBorders>
           </w:tcPr>
           <w:p>
             <w:pPr>
@@ -1786,6 +2710,7 @@
               </w:rPr>
               <w:t>{#</w:t>
             </w:r>
+            <w:proofErr w:type="gramStart"/>
             <w:r>
               <w:rPr>
                 <w:rFonts w:cstheme="minorHAnsi"/>
@@ -1810,6 +2735,7 @@
               </w:rPr>
               <w:t>}{</w:t>
             </w:r>
+            <w:proofErr w:type="gramEnd"/>
             <w:r>
               <w:rPr>
                 <w:rFonts w:cstheme="minorHAnsi"/>
@@ -1871,6 +2797,97 @@
               </w:rPr>
               <w:t>}</w:t>
             </w:r>
+          </w:p>
+          <w:p>
+            <w:pPr>
+              <w:pStyle w:val="NoSpacing"/>
+              <w:spacing w:line="276" w:lineRule="auto"/>
+              <w:rPr>
+                <w:rFonts w:cstheme="minorHAnsi"/>
+                <w:sz w:val="20"/>
+                <w:szCs w:val="20"/>
+              </w:rPr>
+            </w:pPr>
+            <w:r>
+              <w:rPr>
+                <w:rFonts w:cstheme="minorHAnsi"/>
+                <w:sz w:val="20"/>
+                <w:szCs w:val="20"/>
+              </w:rPr>
+              <w:t>{#</w:t>
+            </w:r>
+            <w:r>
+              <w:rPr>
+                <w:rFonts w:cstheme="minorHAnsi"/>
+                <w:sz w:val="20"/>
+                <w:szCs w:val="20"/>
+              </w:rPr>
+              <w:t>invoiceInstructions</w:t>
+            </w:r>
+            <w:r>
+              <w:rPr>
+                <w:rFonts w:cstheme="minorHAnsi"/>
+                <w:sz w:val="20"/>
+                <w:szCs w:val="20"/>
+              </w:rPr>
+              <w:t>}</w:t>
+            </w:r>
+            <w:r>
+              <w:rPr>
+                <w:rFonts w:cstheme="minorHAnsi"/>
+                <w:sz w:val="20"/>
+                <w:szCs w:val="20"/>
+              </w:rPr>
+              <w:t xml:space="preserve"> {.}</w:t>
+            </w:r>
+          </w:p>
+          <w:p>
+            <w:pPr>
+              <w:pStyle w:val="NoSpacing"/>
+              <w:spacing w:line="276" w:lineRule="auto"/>
+              <w:rPr>
+                <w:rFonts w:cstheme="minorHAnsi"/>
+                <w:sz w:val="20"/>
+                <w:szCs w:val="20"/>
+              </w:rPr>
+            </w:pPr>
+            <w:r>
+              <w:rPr>
+                <w:rFonts w:cstheme="minorHAnsi"/>
+                <w:sz w:val="20"/>
+                <w:szCs w:val="20"/>
+              </w:rPr>
+              <w:t>{/</w:t>
+            </w:r>
+            <w:proofErr w:type="spellStart"/>
+            <w:r>
+              <w:rPr>
+                <w:rFonts w:cstheme="minorHAnsi"/>
+                <w:sz w:val="20"/>
+                <w:szCs w:val="20"/>
+              </w:rPr>
+              <w:t>invoiceInstructions</w:t>
+            </w:r>
+            <w:proofErr w:type="spellEnd"/>
+            <w:r>
+              <w:rPr>
+                <w:rFonts w:cstheme="minorHAnsi"/>
+                <w:sz w:val="20"/>
+                <w:szCs w:val="20"/>
+              </w:rPr>
+              <w:t>}</w:t>
+            </w:r>
+          </w:p>
+          <w:p>
+            <w:pPr>
+              <w:pStyle w:val="NoSpacing"/>
+              <w:spacing w:line="276" w:lineRule="auto"/>
+              <w:rPr>
+                <w:rFonts w:cstheme="minorHAnsi"/>
+                <w:sz w:val="20"/>
+                <w:szCs w:val="20"/>
+              </w:rPr>
+            </w:pPr>
           </w:p>
         </w:tc>
       </w:tr>
@@ -1880,30 +2897,12 @@
         </w:trPr>
         <w:tc>
           <w:tcPr>
-            <w:tcW w:w="11172" w:type="dxa"/>
-            <w:gridSpan w:val="5"/>
-          </w:tcPr>
-          <w:p>
-            <w:pPr>
-              <w:pStyle w:val="NoSpacing"/>
-              <w:spacing w:line="276" w:lineRule="auto"/>
-              <w:rPr>
-                <w:rFonts w:cstheme="minorHAnsi"/>
-                <w:sz w:val="20"/>
-                <w:szCs w:val="20"/>
-              </w:rPr>
-            </w:pPr>
-          </w:p>
-        </w:tc>
-      </w:tr>
-      <w:tr>
-        <w:trPr>
-          <w:trHeight w:val="298"/>
-        </w:trPr>
-        <w:tc>
-          <w:tcPr>
-            <w:tcW w:w="11172" w:type="dxa"/>
-            <w:gridSpan w:val="5"/>
+            <w:tcW w:w="11460" w:type="dxa"/>
+            <w:gridSpan w:val="10"/>
+            <w:tcBorders>
+              <w:top w:val="nil"/>
+              <w:bottom w:val="nil"/>
+            </w:tcBorders>
           </w:tcPr>
           <w:tbl>
             <w:tblPr>
@@ -1977,7 +2976,25 @@
                       <w:sz w:val="20"/>
                       <w:szCs w:val="20"/>
                     </w:rPr>
-                    <w:t>1234</w:t>
+                    <w:t>{</w:t>
+                  </w:r>
+                  <w:proofErr w:type="spellStart"/>
+                  <w:r>
+                    <w:rPr>
+                      <w:rFonts w:cstheme="minorHAnsi"/>
+                      <w:sz w:val="20"/>
+                      <w:szCs w:val="20"/>
+                    </w:rPr>
+                    <w:t>totalQuantity</w:t>
+                  </w:r>
+                  <w:proofErr w:type="spellEnd"/>
+                  <w:r>
+                    <w:rPr>
+                      <w:rFonts w:cstheme="minorHAnsi"/>
+                      <w:sz w:val="20"/>
+                      <w:szCs w:val="20"/>
+                    </w:rPr>
+                    <w:t>}</w:t>
                   </w:r>
                 </w:p>
               </w:tc>
@@ -2035,7 +3052,25 @@
                       <w:sz w:val="20"/>
                       <w:szCs w:val="20"/>
                     </w:rPr>
-                    <w:t>45</w:t>
+                    <w:t>{</w:t>
+                  </w:r>
+                  <w:proofErr w:type="spellStart"/>
+                  <w:r>
+                    <w:rPr>
+                      <w:rFonts w:cstheme="minorHAnsi"/>
+                      <w:sz w:val="20"/>
+                      <w:szCs w:val="20"/>
+                    </w:rPr>
+                    <w:t>totalBox</w:t>
+                  </w:r>
+                  <w:proofErr w:type="spellEnd"/>
+                  <w:r>
+                    <w:rPr>
+                      <w:rFonts w:cstheme="minorHAnsi"/>
+                      <w:sz w:val="20"/>
+                      <w:szCs w:val="20"/>
+                    </w:rPr>
+                    <w:t>}</w:t>
                   </w:r>
                 </w:p>
               </w:tc>
@@ -2070,6 +3105,7 @@
                     <w:t xml:space="preserve">Total </w:t>
                   </w:r>
                   <w:proofErr w:type="spellStart"/>
+                  <w:proofErr w:type="gramStart"/>
                   <w:r>
                     <w:rPr>
                       <w:rFonts w:cstheme="minorHAnsi"/>
@@ -2079,6 +3115,7 @@
                     <w:t>Sq.Meter</w:t>
                   </w:r>
                   <w:proofErr w:type="spellEnd"/>
+                  <w:proofErr w:type="gramEnd"/>
                   <w:r>
                     <w:rPr>
                       <w:rFonts w:cstheme="minorHAnsi"/>
@@ -2111,8 +3148,47 @@
                       <w:sz w:val="20"/>
                       <w:szCs w:val="20"/>
                     </w:rPr>
-                    <w:t>98655</w:t>
-                  </w:r>
+                    <w:t>{</w:t>
+                  </w:r>
+                  <w:proofErr w:type="spellStart"/>
+                  <w:r>
+                    <w:rPr>
+                      <w:rFonts w:cstheme="minorHAnsi"/>
+                      <w:sz w:val="20"/>
+                      <w:szCs w:val="20"/>
+                    </w:rPr>
+                    <w:t>totalSqMt</w:t>
+                  </w:r>
+                  <w:proofErr w:type="spellEnd"/>
+                  <w:r>
+                    <w:rPr>
+                      <w:rFonts w:cstheme="minorHAnsi"/>
+                      <w:sz w:val="20"/>
+                      <w:szCs w:val="20"/>
+                    </w:rPr>
+                    <w:t>}</w:t>
+                  </w:r>
+                  <w:r>
+                    <w:rPr>
+                      <w:rFonts w:cstheme="minorHAnsi"/>
+                      <w:sz w:val="20"/>
+                      <w:szCs w:val="20"/>
+                    </w:rPr>
+                    <w:t xml:space="preserve"> MM</w:t>
+                  </w:r>
+                </w:p>
+                <w:p>
+                  <w:pPr>
+                    <w:pStyle w:val="NoSpacing"/>
+                    <w:keepNext/>
+                    <w:framePr w:hSpace="180" w:wrap="around" w:vAnchor="page" w:hAnchor="margin" w:y="481"/>
+                    <w:spacing w:line="276" w:lineRule="auto"/>
+                    <w:rPr>
+                      <w:rFonts w:cstheme="minorHAnsi"/>
+                      <w:sz w:val="20"/>
+                      <w:szCs w:val="20"/>
+                    </w:rPr>
+                  </w:pPr>
                 </w:p>
               </w:tc>
             </w:tr>
@@ -2136,50 +3212,41 @@
         </w:trPr>
         <w:tc>
           <w:tcPr>
-            <w:tcW w:w="11172" w:type="dxa"/>
-            <w:gridSpan w:val="5"/>
-          </w:tcPr>
-          <w:p>
-            <w:pPr>
-              <w:pStyle w:val="NoSpacing"/>
-              <w:spacing w:line="276" w:lineRule="auto"/>
-              <w:rPr>
-                <w:rFonts w:cstheme="minorHAnsi"/>
-                <w:sz w:val="20"/>
-                <w:szCs w:val="20"/>
-              </w:rPr>
-            </w:pPr>
-          </w:p>
-        </w:tc>
-      </w:tr>
-      <w:tr>
-        <w:trPr>
-          <w:trHeight w:val="298"/>
-        </w:trPr>
-        <w:tc>
-          <w:tcPr>
-            <w:tcW w:w="11172" w:type="dxa"/>
-            <w:gridSpan w:val="5"/>
+            <w:tcW w:w="11460" w:type="dxa"/>
+            <w:gridSpan w:val="10"/>
+            <w:tcBorders>
+              <w:top w:val="nil"/>
+              <w:bottom w:val="nil"/>
+            </w:tcBorders>
           </w:tcPr>
           <w:tbl>
             <w:tblPr>
               <w:tblStyle w:val="TableGrid"/>
               <w:tblW w:w="0" w:type="auto"/>
               <w:tblInd w:w="1" w:type="dxa"/>
+              <w:tblBorders>
+                <w:top w:val="none" w:sz="0" w:space="0" w:color="auto"/>
+                <w:left w:val="none" w:sz="0" w:space="0" w:color="auto"/>
+                <w:bottom w:val="none" w:sz="0" w:space="0" w:color="auto"/>
+                <w:right w:val="none" w:sz="0" w:space="0" w:color="auto"/>
+                <w:insideH w:val="none" w:sz="0" w:space="0" w:color="auto"/>
+                <w:insideV w:val="none" w:sz="0" w:space="0" w:color="auto"/>
+              </w:tblBorders>
               <w:tblLook w:val="04A0" w:firstRow="1" w:lastRow="0" w:firstColumn="1" w:lastColumn="0" w:noHBand="0" w:noVBand="1"/>
             </w:tblPr>
             <w:tblGrid>
-              <w:gridCol w:w="1565"/>
-              <w:gridCol w:w="1712"/>
-              <w:gridCol w:w="3596"/>
+              <w:gridCol w:w="3075"/>
+              <w:gridCol w:w="1871"/>
+              <w:gridCol w:w="3721"/>
             </w:tblGrid>
             <w:tr>
               <w:trPr>
-                <w:trHeight w:val="276"/>
+                <w:cantSplit/>
+                <w:trHeight w:val="167"/>
               </w:trPr>
               <w:tc>
                 <w:tcPr>
-                  <w:tcW w:w="1565" w:type="dxa"/>
+                  <w:tcW w:w="3075" w:type="dxa"/>
                 </w:tcPr>
                 <w:p>
                   <w:pPr>
@@ -2211,6 +3278,7 @@
                     <w:t>/</w:t>
                   </w:r>
                   <w:proofErr w:type="spellStart"/>
+                  <w:proofErr w:type="gramStart"/>
                   <w:r>
                     <w:rPr>
                       <w:rFonts w:cstheme="minorHAnsi"/>
@@ -2226,13 +3294,22 @@
                       <w:sz w:val="20"/>
                       <w:szCs w:val="20"/>
                     </w:rPr>
-                    <w:t>(Kg)</w:t>
+                    <w:t>(</w:t>
+                  </w:r>
+                  <w:proofErr w:type="gramEnd"/>
+                  <w:r>
+                    <w:rPr>
+                      <w:rFonts w:cstheme="minorHAnsi"/>
+                      <w:sz w:val="20"/>
+                      <w:szCs w:val="20"/>
+                    </w:rPr>
+                    <w:t>Kg)</w:t>
                   </w:r>
                 </w:p>
               </w:tc>
               <w:tc>
                 <w:tcPr>
-                  <w:tcW w:w="1712" w:type="dxa"/>
+                  <w:tcW w:w="1871" w:type="dxa"/>
                 </w:tcPr>
                 <w:p>
                   <w:pPr>
@@ -2275,7 +3352,7 @@
               </w:tc>
               <w:tc>
                 <w:tcPr>
-                  <w:tcW w:w="3596" w:type="dxa"/>
+                  <w:tcW w:w="3721" w:type="dxa"/>
                 </w:tcPr>
                 <w:p>
                   <w:pPr>
@@ -2301,11 +3378,12 @@
             </w:tr>
             <w:tr>
               <w:trPr>
-                <w:trHeight w:val="276"/>
+                <w:cantSplit/>
+                <w:trHeight w:val="167"/>
               </w:trPr>
               <w:tc>
                 <w:tcPr>
-                  <w:tcW w:w="1565" w:type="dxa"/>
+                  <w:tcW w:w="3075" w:type="dxa"/>
                 </w:tcPr>
                 <w:p>
                   <w:pPr>
@@ -2318,11 +3396,53 @@
                       <w:szCs w:val="20"/>
                     </w:rPr>
                   </w:pPr>
+                  <w:r>
+                    <w:rPr>
+                      <w:rFonts w:cstheme="minorHAnsi"/>
+                      <w:sz w:val="20"/>
+                      <w:szCs w:val="20"/>
+                    </w:rPr>
+                    <w:t>{#</w:t>
+                  </w:r>
+                  <w:proofErr w:type="gramStart"/>
+                  <w:r>
+                    <w:rPr>
+                      <w:rFonts w:cstheme="minorHAnsi"/>
+                      <w:sz w:val="20"/>
+                      <w:szCs w:val="20"/>
+                    </w:rPr>
+                    <w:t>containerSummary</w:t>
+                  </w:r>
+                  <w:r>
+                    <w:rPr>
+                      <w:rFonts w:cstheme="minorHAnsi"/>
+                      <w:sz w:val="20"/>
+                      <w:szCs w:val="20"/>
+                    </w:rPr>
+                    <w:t>}{</w:t>
+                  </w:r>
+                  <w:proofErr w:type="gramEnd"/>
+                  <w:r>
+                    <w:rPr>
+                      <w:rFonts w:cstheme="minorHAnsi"/>
+                      <w:sz w:val="20"/>
+                      <w:szCs w:val="20"/>
+                    </w:rPr>
+                    <w:t>avgWeight</w:t>
+                  </w:r>
+                  <w:r>
+                    <w:rPr>
+                      <w:rFonts w:cstheme="minorHAnsi"/>
+                      <w:sz w:val="20"/>
+                      <w:szCs w:val="20"/>
+                    </w:rPr>
+                    <w:t>}</w:t>
+                  </w:r>
                 </w:p>
               </w:tc>
               <w:tc>
                 <w:tcPr>
-                  <w:tcW w:w="1712" w:type="dxa"/>
+                  <w:tcW w:w="1871" w:type="dxa"/>
                 </w:tcPr>
                 <w:p>
                   <w:pPr>
@@ -2335,11 +3455,37 @@
                       <w:szCs w:val="20"/>
                     </w:rPr>
                   </w:pPr>
+                  <w:r>
+                    <w:rPr>
+                      <w:rFonts w:cstheme="minorHAnsi"/>
+                      <w:sz w:val="20"/>
+                      <w:szCs w:val="20"/>
+                    </w:rPr>
+                    <w:t>{</w:t>
+                  </w:r>
+                  <w:proofErr w:type="spellStart"/>
+                  <w:r>
+                    <w:rPr>
+                      <w:rFonts w:cstheme="minorHAnsi"/>
+                      <w:sz w:val="20"/>
+                      <w:szCs w:val="20"/>
+                    </w:rPr>
+                    <w:t>totalSqMtPerType</w:t>
+                  </w:r>
+                  <w:proofErr w:type="spellEnd"/>
+                  <w:r>
+                    <w:rPr>
+                      <w:rFonts w:cstheme="minorHAnsi"/>
+                      <w:sz w:val="20"/>
+                      <w:szCs w:val="20"/>
+                    </w:rPr>
+                    <w:t>}</w:t>
+                  </w:r>
                 </w:p>
               </w:tc>
               <w:tc>
                 <w:tcPr>
-                  <w:tcW w:w="3596" w:type="dxa"/>
+                  <w:tcW w:w="3721" w:type="dxa"/>
                 </w:tcPr>
                 <w:p>
                   <w:pPr>
@@ -2352,6 +3498,96 @@
                       <w:szCs w:val="20"/>
                     </w:rPr>
                   </w:pPr>
+                  <w:r>
+                    <w:rPr>
+                      <w:rFonts w:cstheme="minorHAnsi"/>
+                      <w:sz w:val="20"/>
+                      <w:szCs w:val="20"/>
+                    </w:rPr>
+                    <w:t>{</w:t>
+                  </w:r>
+                  <w:r>
+                    <w:rPr>
+                      <w:rFonts w:cstheme="minorHAnsi"/>
+                      <w:sz w:val="20"/>
+                      <w:szCs w:val="20"/>
+                    </w:rPr>
+                    <w:t>length</w:t>
+                  </w:r>
+                  <w:r>
+                    <w:rPr>
+                      <w:rFonts w:cstheme="minorHAnsi"/>
+                      <w:sz w:val="20"/>
+                      <w:szCs w:val="20"/>
+                    </w:rPr>
+                    <w:t>}</w:t>
+                  </w:r>
+                  <w:r>
+                    <w:rPr>
+                      <w:rFonts w:cstheme="minorHAnsi"/>
+                      <w:sz w:val="20"/>
+                      <w:szCs w:val="20"/>
+                    </w:rPr>
+                    <w:t xml:space="preserve"> X {</w:t>
+                  </w:r>
+                  <w:r>
+                    <w:rPr>
+                      <w:rFonts w:cstheme="minorHAnsi"/>
+                      <w:sz w:val="20"/>
+                      <w:szCs w:val="20"/>
+                    </w:rPr>
+                    <w:t>width</w:t>
+                  </w:r>
+                  <w:r>
+                    <w:rPr>
+                      <w:rFonts w:cstheme="minorHAnsi"/>
+                      <w:sz w:val="20"/>
+                      <w:szCs w:val="20"/>
+                    </w:rPr>
+                    <w:t>} X {</w:t>
+                  </w:r>
+                  <w:r>
+                    <w:rPr>
+                      <w:rFonts w:cstheme="minorHAnsi"/>
+                      <w:sz w:val="20"/>
+                      <w:szCs w:val="20"/>
+                    </w:rPr>
+                    <w:t>height</w:t>
+                  </w:r>
+                  <w:r>
+                    <w:rPr>
+                      <w:rFonts w:cstheme="minorHAnsi"/>
+                      <w:sz w:val="20"/>
+                      <w:szCs w:val="20"/>
+                    </w:rPr>
+                    <w:t>} MM</w:t>
+                  </w:r>
+                  <w:r>
+                    <w:rPr>
+                      <w:rFonts w:cstheme="minorHAnsi"/>
+                      <w:sz w:val="20"/>
+                      <w:szCs w:val="20"/>
+                    </w:rPr>
+                    <w:t>{/</w:t>
+                  </w:r>
+                  <w:proofErr w:type="spellStart"/>
+                  <w:r>
+                    <w:rPr>
+                      <w:rFonts w:cstheme="minorHAnsi"/>
+                      <w:sz w:val="20"/>
+                      <w:szCs w:val="20"/>
+                    </w:rPr>
+                    <w:t>containerSummary</w:t>
+                  </w:r>
+                  <w:proofErr w:type="spellEnd"/>
+                  <w:r>
+                    <w:rPr>
+                      <w:rFonts w:cstheme="minorHAnsi"/>
+                      <w:sz w:val="20"/>
+                      <w:szCs w:val="20"/>
+                    </w:rPr>
+                    <w:t>}</w:t>
+                  </w:r>
                 </w:p>
               </w:tc>
             </w:tr>
@@ -2371,40 +3607,30 @@
       </w:tr>
       <w:tr>
         <w:trPr>
+          <w:cantSplit/>
           <w:trHeight w:val="298"/>
         </w:trPr>
         <w:tc>
           <w:tcPr>
-            <w:tcW w:w="11172" w:type="dxa"/>
-            <w:gridSpan w:val="5"/>
-          </w:tcPr>
-          <w:p>
-            <w:pPr>
-              <w:pStyle w:val="NoSpacing"/>
-              <w:spacing w:line="276" w:lineRule="auto"/>
-              <w:rPr>
-                <w:rFonts w:cstheme="minorHAnsi"/>
-                <w:sz w:val="20"/>
-                <w:szCs w:val="20"/>
-              </w:rPr>
-            </w:pPr>
-          </w:p>
-        </w:tc>
-      </w:tr>
-      <w:tr>
-        <w:trPr>
-          <w:trHeight w:val="298"/>
-        </w:trPr>
-        <w:tc>
-          <w:tcPr>
-            <w:tcW w:w="11172" w:type="dxa"/>
-            <w:gridSpan w:val="5"/>
+            <w:tcW w:w="11460" w:type="dxa"/>
+            <w:gridSpan w:val="10"/>
+            <w:tcBorders>
+              <w:top w:val="nil"/>
+            </w:tcBorders>
           </w:tcPr>
           <w:tbl>
             <w:tblPr>
               <w:tblStyle w:val="TableGrid"/>
               <w:tblW w:w="0" w:type="auto"/>
               <w:tblInd w:w="1" w:type="dxa"/>
+              <w:tblBorders>
+                <w:top w:val="none" w:sz="0" w:space="0" w:color="auto"/>
+                <w:left w:val="none" w:sz="0" w:space="0" w:color="auto"/>
+                <w:bottom w:val="none" w:sz="0" w:space="0" w:color="auto"/>
+                <w:right w:val="none" w:sz="0" w:space="0" w:color="auto"/>
+                <w:insideH w:val="none" w:sz="0" w:space="0" w:color="auto"/>
+                <w:insideV w:val="none" w:sz="0" w:space="0" w:color="auto"/>
+              </w:tblBorders>
               <w:tblLook w:val="04A0" w:firstRow="1" w:lastRow="0" w:firstColumn="1" w:lastColumn="0" w:noHBand="0" w:noVBand="1"/>
             </w:tblPr>
             <w:tblGrid>
@@ -2430,12 +3656,6 @@
                       <w:rFonts w:cstheme="minorHAnsi"/>
                     </w:rPr>
                   </w:pPr>
-                  <w:r>
-                    <w:rPr>
-                      <w:rFonts w:cstheme="minorHAnsi"/>
-                    </w:rPr>
-                    <w:t>Pan No:</w:t>
-                  </w:r>
                 </w:p>
               </w:tc>
               <w:tc>
@@ -2452,12 +3672,6 @@
                       <w:rFonts w:cstheme="minorHAnsi"/>
                     </w:rPr>
                   </w:pPr>
-                  <w:r>
-                    <w:rPr>
-                      <w:rFonts w:cstheme="minorHAnsi"/>
-                    </w:rPr>
-                    <w:t>FDIPR</w:t>
-                  </w:r>
                 </w:p>
               </w:tc>
             </w:tr>
@@ -2484,7 +3698,7 @@
                     <w:rPr>
                       <w:rFonts w:cstheme="minorHAnsi"/>
                     </w:rPr>
-                    <w:t>Bank Name:</w:t>
+                    <w:t>Pan No:</w:t>
                   </w:r>
                 </w:p>
               </w:tc>
@@ -2513,7 +3727,7 @@
                     <w:rPr>
                       <w:rFonts w:cstheme="minorHAnsi"/>
                     </w:rPr>
-                    <w:t>bankName</w:t>
+                    <w:t>panNo</w:t>
                   </w:r>
                   <w:proofErr w:type="spellEnd"/>
                   <w:r>
@@ -2548,7 +3762,7 @@
                     <w:rPr>
                       <w:rFonts w:cstheme="minorHAnsi"/>
                     </w:rPr>
-                    <w:t xml:space="preserve">AD Code: </w:t>
+                    <w:t>Bank Name:</w:t>
                   </w:r>
                 </w:p>
               </w:tc>
@@ -2570,7 +3784,21 @@
                     <w:rPr>
                       <w:rFonts w:cstheme="minorHAnsi"/>
                     </w:rPr>
-                    <w:t>FHI5656</w:t>
+                    <w:t>{</w:t>
+                  </w:r>
+                  <w:proofErr w:type="spellStart"/>
+                  <w:r>
+                    <w:rPr>
+                      <w:rFonts w:cstheme="minorHAnsi"/>
+                    </w:rPr>
+                    <w:t>bankName</w:t>
+                  </w:r>
+                  <w:proofErr w:type="spellEnd"/>
+                  <w:r>
+                    <w:rPr>
+                      <w:rFonts w:cstheme="minorHAnsi"/>
+                    </w:rPr>
+                    <w:t>}</w:t>
                   </w:r>
                 </w:p>
               </w:tc>
@@ -2598,7 +3826,8 @@
                     <w:rPr>
                       <w:rFonts w:cstheme="minorHAnsi"/>
                     </w:rPr>
-                    <w:t xml:space="preserve">Account No: </w:t>
+                    <w:lastRenderedPageBreak/>
+                    <w:t xml:space="preserve">AD Code: </w:t>
                   </w:r>
                 </w:p>
               </w:tc>
@@ -2620,7 +3849,85 @@
                     <w:rPr>
                       <w:rFonts w:cstheme="minorHAnsi"/>
                     </w:rPr>
-                    <w:t>3477010000</w:t>
+                    <w:t>{</w:t>
+                  </w:r>
+                  <w:proofErr w:type="spellStart"/>
+                  <w:r>
+                    <w:rPr>
+                      <w:rFonts w:cstheme="minorHAnsi"/>
+                    </w:rPr>
+                    <w:t>adCode</w:t>
+                  </w:r>
+                  <w:proofErr w:type="spellEnd"/>
+                  <w:r>
+                    <w:rPr>
+                      <w:rFonts w:cstheme="minorHAnsi"/>
+                    </w:rPr>
+                    <w:t>}</w:t>
+                  </w:r>
+                </w:p>
+              </w:tc>
+            </w:tr>
+            <w:tr>
+              <w:trPr>
+                <w:cantSplit/>
+                <w:trHeight w:val="296"/>
+              </w:trPr>
+              <w:tc>
+                <w:tcPr>
+                  <w:tcW w:w="1565" w:type="dxa"/>
+                </w:tcPr>
+                <w:p>
+                  <w:pPr>
+                    <w:pStyle w:val="NoSpacing"/>
+                    <w:keepNext/>
+                    <w:framePr w:hSpace="180" w:wrap="around" w:vAnchor="page" w:hAnchor="margin" w:y="481"/>
+                    <w:spacing w:line="276" w:lineRule="auto"/>
+                    <w:rPr>
+                      <w:rFonts w:cstheme="minorHAnsi"/>
+                    </w:rPr>
+                  </w:pPr>
+                  <w:r>
+                    <w:rPr>
+                      <w:rFonts w:cstheme="minorHAnsi"/>
+                    </w:rPr>
+                    <w:t xml:space="preserve">Account No: </w:t>
+                  </w:r>
+                </w:p>
+              </w:tc>
+              <w:tc>
+                <w:tcPr>
+                  <w:tcW w:w="7846" w:type="dxa"/>
+                </w:tcPr>
+                <w:p>
+                  <w:pPr>
+                    <w:pStyle w:val="NoSpacing"/>
+                    <w:keepNext/>
+                    <w:framePr w:hSpace="180" w:wrap="around" w:vAnchor="page" w:hAnchor="margin" w:y="481"/>
+                    <w:spacing w:line="276" w:lineRule="auto"/>
+                    <w:rPr>
+                      <w:rFonts w:cstheme="minorHAnsi"/>
+                    </w:rPr>
+                  </w:pPr>
+                  <w:r>
+                    <w:rPr>
+                      <w:rFonts w:cstheme="minorHAnsi"/>
+                    </w:rPr>
+                    <w:t>{</w:t>
+                  </w:r>
+                  <w:proofErr w:type="spellStart"/>
+                  <w:r>
+                    <w:rPr>
+                      <w:rFonts w:cstheme="minorHAnsi"/>
+                    </w:rPr>
+                    <w:t>acCode</w:t>
+                  </w:r>
+                  <w:proofErr w:type="spellEnd"/>
+                  <w:r>
+                    <w:rPr>
+                      <w:rFonts w:cstheme="minorHAnsi"/>
+                    </w:rPr>
+                    <w:t>}</w:t>
                   </w:r>
                 </w:p>
               </w:tc>
@@ -2670,7 +3977,21 @@
                     <w:rPr>
                       <w:rFonts w:cstheme="minorHAnsi"/>
                     </w:rPr>
-                    <w:t>0698735649877</w:t>
+                    <w:t>{</w:t>
+                  </w:r>
+                  <w:proofErr w:type="spellStart"/>
+                  <w:r>
+                    <w:rPr>
+                      <w:rFonts w:cstheme="minorHAnsi"/>
+                    </w:rPr>
+                    <w:t>iec</w:t>
+                  </w:r>
+                  <w:proofErr w:type="spellEnd"/>
+                  <w:r>
+                    <w:rPr>
+                      <w:rFonts w:cstheme="minorHAnsi"/>
+                    </w:rPr>
+                    <w:t>}</w:t>
                   </w:r>
                 </w:p>
               </w:tc>
@@ -2689,28 +4010,7 @@
           </w:p>
         </w:tc>
       </w:tr>
-      <w:tr>
-        <w:trPr>
-          <w:trHeight w:val="298"/>
-        </w:trPr>
-        <w:tc>
-          <w:tcPr>
-            <w:tcW w:w="11172" w:type="dxa"/>
-            <w:gridSpan w:val="5"/>
-          </w:tcPr>
-          <w:p>
-            <w:pPr>
-              <w:pStyle w:val="NoSpacing"/>
-              <w:spacing w:line="276" w:lineRule="auto"/>
-              <w:rPr>
-                <w:rFonts w:cstheme="minorHAnsi"/>
-                <w:sz w:val="20"/>
-                <w:szCs w:val="20"/>
-              </w:rPr>
-            </w:pPr>
-          </w:p>
-        </w:tc>
-      </w:tr>
+      <w:bookmarkEnd w:id="0"/>
     </w:tbl>
     <w:p>
       <w:pPr>
@@ -3308,7 +4608,7 @@
   <w:style w:type="paragraph" w:default="1" w:styleId="Normal">
     <w:name w:val="Normal"/>
     <w:qFormat/>
-    <w:rsid w:val="00451B5A"/>
+    <w:rsid w:val="00BC1199"/>
   </w:style>
   <w:style w:type="paragraph" w:styleId="Heading1">
     <w:name w:val="heading 1"/>

--- a/electron/database/generate-document/templates/template.docx
+++ b/electron/database/generate-document/templates/template.docx
@@ -3745,12 +3745,19 @@
                     <w:tabs>
                       <w:tab w:val="left" w:pos="5242"/>
                       <w:tab w:val="left" w:pos="5837"/>
+                      <w:tab w:val="left" w:pos="6372"/>
                     </w:tabs>
                     <w:spacing w:line="276" w:lineRule="auto"/>
                     <w:rPr>
                       <w:rFonts w:cstheme="minorHAnsi"/>
                     </w:rPr>
                   </w:pPr>
+                  <w:r>
+                    <w:rPr>
+                      <w:rFonts w:cstheme="minorHAnsi"/>
+                    </w:rPr>
+                    <w:tab/>
+                  </w:r>
                   <w:r>
                     <w:rPr>
                       <w:rFonts w:cstheme="minorHAnsi"/>
@@ -4113,10 +4120,14 @@
       </w:pPr>
     </w:p>
     <w:sectPr>
-      <w:headerReference w:type="default" r:id="rId8"/>
-      <w:footerReference w:type="default" r:id="rId9"/>
+      <w:headerReference w:type="even" r:id="rId8"/>
+      <w:headerReference w:type="default" r:id="rId9"/>
+      <w:footerReference w:type="even" r:id="rId10"/>
+      <w:footerReference w:type="default" r:id="rId11"/>
+      <w:headerReference w:type="first" r:id="rId12"/>
+      <w:footerReference w:type="first" r:id="rId13"/>
       <w:pgSz w:w="12240" w:h="15840" w:code="1"/>
-      <w:pgMar w:top="567" w:right="567" w:bottom="1701" w:left="567" w:header="113" w:footer="510" w:gutter="0"/>
+      <w:pgMar w:top="567" w:right="567" w:bottom="1701" w:left="567" w:header="113" w:footer="227" w:gutter="0"/>
       <w:pgBorders w:offsetFrom="page">
         <w:top w:val="single" w:sz="4" w:space="24" w:color="auto"/>
         <w:left w:val="single" w:sz="4" w:space="28" w:color="auto"/>
@@ -4160,231 +4171,404 @@
   <w:p>
     <w:pPr>
       <w:pStyle w:val="Footer"/>
-      <w:ind w:firstLine="720"/>
+    </w:pPr>
+  </w:p>
+</w:ftr>
+</file>
+
+<file path=word/footer2.xml><?xml version="1.0" encoding="utf-8"?>
+<w:ftr xmlns:wpc="http://schemas.microsoft.com/office/word/2010/wordprocessingCanvas" xmlns:cx="http://schemas.microsoft.com/office/drawing/2014/chartex" xmlns:cx1="http://schemas.microsoft.com/office/drawing/2015/9/8/chartex" xmlns:cx2="http://schemas.microsoft.com/office/drawing/2015/10/21/chartex" xmlns:cx3="http://schemas.microsoft.com/office/drawing/2016/5/9/chartex" xmlns:cx4="http://schemas.microsoft.com/office/drawing/2016/5/10/chartex" xmlns:cx5="http://schemas.microsoft.com/office/drawing/2016/5/11/chartex" xmlns:cx6="http://schemas.microsoft.com/office/drawing/2016/5/12/chartex" xmlns:cx7="http://schemas.microsoft.com/office/drawing/2016/5/13/chartex" xmlns:cx8="http://schemas.microsoft.com/office/drawing/2016/5/14/chartex" xmlns:mc="http://schemas.openxmlformats.org/markup-compatibility/2006" xmlns:aink="http://schemas.microsoft.com/office/drawing/2016/ink" xmlns:am3d="http://schemas.microsoft.com/office/drawing/2017/model3d" xmlns:o="urn:schemas-microsoft-com:office:office" xmlns:oel="http://schemas.microsoft.com/office/2019/extlst" xmlns:r="http://schemas.openxmlformats.org/officeDocument/2006/relationships" xmlns:m="http://schemas.openxmlformats.org/officeDocument/2006/math" xmlns:v="urn:schemas-microsoft-com:vml" xmlns:wp14="http://schemas.microsoft.com/office/word/2010/wordprocessingDrawing" xmlns:wp="http://schemas.openxmlformats.org/drawingml/2006/wordprocessingDrawing" xmlns:w10="urn:schemas-microsoft-com:office:word" xmlns:w="http://schemas.openxmlformats.org/wordprocessingml/2006/main" xmlns:w14="http://schemas.microsoft.com/office/word/2010/wordml" xmlns:w15="http://schemas.microsoft.com/office/word/2012/wordml" xmlns:w16cex="http://schemas.microsoft.com/office/word/2018/wordml/cex" xmlns:w16cid="http://schemas.microsoft.com/office/word/2016/wordml/cid" xmlns:w16="http://schemas.microsoft.com/office/word/2018/wordml" xmlns:w16du="http://schemas.microsoft.com/office/word/2023/wordml/word16du" xmlns:w16sdtdh="http://schemas.microsoft.com/office/word/2020/wordml/sdtdatahash" xmlns:w16sdtfl="http://schemas.microsoft.com/office/word/2024/wordml/sdtformatlock" xmlns:w16se="http://schemas.microsoft.com/office/word/2015/wordml/symex" xmlns:wpg="http://schemas.microsoft.com/office/word/2010/wordprocessingGroup" xmlns:wpi="http://schemas.microsoft.com/office/word/2010/wordprocessingInk" xmlns:wne="http://schemas.microsoft.com/office/word/2006/wordml" xmlns:wps="http://schemas.microsoft.com/office/word/2010/wordprocessingShape" mc:Ignorable="w14 w15 w16se w16cid w16 w16cex w16sdtdh w16sdtfl w16du wp14">
+  <w:sdt>
+    <w:sdtPr>
+      <w:id w:val="1650794282"/>
+      <w:docPartObj>
+        <w:docPartGallery w:val="Page Numbers (Bottom of Page)"/>
+        <w:docPartUnique/>
+      </w:docPartObj>
+    </w:sdtPr>
+    <w:sdtEndPr>
+      <w:rPr>
+        <w:noProof/>
+      </w:rPr>
+    </w:sdtEndPr>
+    <w:sdtContent>
+      <w:p>
+        <w:pPr>
+          <w:pStyle w:val="Footer"/>
+          <w:ind w:left="720"/>
+        </w:pPr>
+        <w:r>
+          <w:rPr>
+            <w:noProof/>
+          </w:rPr>
+          <mc:AlternateContent>
+            <mc:Choice Requires="wps">
+              <w:drawing>
+                <wp:anchor distT="0" distB="0" distL="114300" distR="114300" simplePos="0" relativeHeight="251661312" behindDoc="0" locked="0" layoutInCell="1" allowOverlap="1" wp14:anchorId="0A3FCB00" wp14:editId="58D29E91">
+                  <wp:simplePos x="0" y="0"/>
+                  <wp:positionH relativeFrom="margin">
+                    <wp:posOffset>4745355</wp:posOffset>
+                  </wp:positionH>
+                  <wp:positionV relativeFrom="paragraph">
+                    <wp:posOffset>1270</wp:posOffset>
+                  </wp:positionV>
+                  <wp:extent cx="2305050" cy="0"/>
+                  <wp:effectExtent l="0" t="0" r="0" b="0"/>
+                  <wp:wrapNone/>
+                  <wp:docPr id="2008420258" name="Straight Connector 4"/>
+                  <wp:cNvGraphicFramePr/>
+                  <a:graphic xmlns:a="http://schemas.openxmlformats.org/drawingml/2006/main">
+                    <a:graphicData uri="http://schemas.microsoft.com/office/word/2010/wordprocessingShape">
+                      <wps:wsp>
+                        <wps:cNvCnPr/>
+                        <wps:spPr>
+                          <a:xfrm>
+                            <a:off x="0" y="0"/>
+                            <a:ext cx="2305050" cy="0"/>
+                          </a:xfrm>
+                          <a:prstGeom prst="line">
+                            <a:avLst/>
+                          </a:prstGeom>
+                        </wps:spPr>
+                        <wps:style>
+                          <a:lnRef idx="1">
+                            <a:schemeClr val="dk1"/>
+                          </a:lnRef>
+                          <a:fillRef idx="0">
+                            <a:schemeClr val="dk1"/>
+                          </a:fillRef>
+                          <a:effectRef idx="0">
+                            <a:schemeClr val="dk1"/>
+                          </a:effectRef>
+                          <a:fontRef idx="minor">
+                            <a:schemeClr val="tx1"/>
+                          </a:fontRef>
+                        </wps:style>
+                        <wps:bodyPr/>
+                      </wps:wsp>
+                    </a:graphicData>
+                  </a:graphic>
+                  <wp14:sizeRelH relativeFrom="margin">
+                    <wp14:pctWidth>0</wp14:pctWidth>
+                  </wp14:sizeRelH>
+                  <wp14:sizeRelV relativeFrom="margin">
+                    <wp14:pctHeight>0</wp14:pctHeight>
+                  </wp14:sizeRelV>
+                </wp:anchor>
+              </w:drawing>
+            </mc:Choice>
+            <mc:Fallback>
+              <w:pict>
+                <v:line w14:anchorId="38CE2B85" id="Straight Connector 4" o:spid="_x0000_s1026" style="position:absolute;z-index:251661312;visibility:visible;mso-wrap-style:square;mso-width-percent:0;mso-height-percent:0;mso-wrap-distance-left:9pt;mso-wrap-distance-top:0;mso-wrap-distance-right:9pt;mso-wrap-distance-bottom:0;mso-position-horizontal:absolute;mso-position-horizontal-relative:margin;mso-position-vertical:absolute;mso-position-vertical-relative:text;mso-width-percent:0;mso-height-percent:0;mso-width-relative:margin;mso-height-relative:margin" from="373.65pt,.1pt" to="555.15pt,.1pt" o:gfxdata="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" strokecolor="black [3200]" strokeweight=".5pt">
+                  <v:stroke joinstyle="miter"/>
+                  <w10:wrap anchorx="margin"/>
+                </v:line>
+              </w:pict>
+            </mc:Fallback>
+          </mc:AlternateContent>
+        </w:r>
+        <w:r>
+          <w:rPr>
+            <w:noProof/>
+          </w:rPr>
+          <mc:AlternateContent>
+            <mc:Choice Requires="wps">
+              <w:drawing>
+                <wp:anchor distT="0" distB="0" distL="114300" distR="114300" simplePos="0" relativeHeight="251659264" behindDoc="0" locked="0" layoutInCell="1" allowOverlap="1" wp14:anchorId="5AA6CF73" wp14:editId="3A70A5F8">
+                  <wp:simplePos x="0" y="0"/>
+                  <wp:positionH relativeFrom="column">
+                    <wp:posOffset>4749165</wp:posOffset>
+                  </wp:positionH>
+                  <wp:positionV relativeFrom="paragraph">
+                    <wp:posOffset>1270</wp:posOffset>
+                  </wp:positionV>
+                  <wp:extent cx="0" cy="853440"/>
+                  <wp:effectExtent l="0" t="0" r="38100" b="22860"/>
+                  <wp:wrapNone/>
+                  <wp:docPr id="2130663374" name="Straight Connector 4"/>
+                  <wp:cNvGraphicFramePr/>
+                  <a:graphic xmlns:a="http://schemas.openxmlformats.org/drawingml/2006/main">
+                    <a:graphicData uri="http://schemas.microsoft.com/office/word/2010/wordprocessingShape">
+                      <wps:wsp>
+                        <wps:cNvCnPr/>
+                        <wps:spPr>
+                          <a:xfrm>
+                            <a:off x="0" y="0"/>
+                            <a:ext cx="0" cy="853440"/>
+                          </a:xfrm>
+                          <a:prstGeom prst="line">
+                            <a:avLst/>
+                          </a:prstGeom>
+                        </wps:spPr>
+                        <wps:style>
+                          <a:lnRef idx="1">
+                            <a:schemeClr val="dk1"/>
+                          </a:lnRef>
+                          <a:fillRef idx="0">
+                            <a:schemeClr val="dk1"/>
+                          </a:fillRef>
+                          <a:effectRef idx="0">
+                            <a:schemeClr val="dk1"/>
+                          </a:effectRef>
+                          <a:fontRef idx="minor">
+                            <a:schemeClr val="tx1"/>
+                          </a:fontRef>
+                        </wps:style>
+                        <wps:bodyPr/>
+                      </wps:wsp>
+                    </a:graphicData>
+                  </a:graphic>
+                </wp:anchor>
+              </w:drawing>
+            </mc:Choice>
+            <mc:Fallback>
+              <w:pict>
+                <v:line w14:anchorId="73A8BDF1" id="Straight Connector 4" o:spid="_x0000_s1026" style="position:absolute;z-index:251659264;visibility:visible;mso-wrap-style:square;mso-wrap-distance-left:9pt;mso-wrap-distance-top:0;mso-wrap-distance-right:9pt;mso-wrap-distance-bottom:0;mso-position-horizontal:absolute;mso-position-horizontal-relative:text;mso-position-vertical:absolute;mso-position-vertical-relative:text" from="373.95pt,.1pt" to="373.95pt,67.3pt" o:gfxdata="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" strokecolor="black [3200]" strokeweight=".5pt">
+                  <v:stroke joinstyle="miter"/>
+                </v:line>
+              </w:pict>
+            </mc:Fallback>
+          </mc:AlternateContent>
+        </w:r>
+        <w:r>
+          <w:t xml:space="preserve"> </w:t>
+        </w:r>
+        <w:r>
+          <w:t xml:space="preserve">                                                                                                                                          </w:t>
+        </w:r>
+        <w:r>
+          <w:t>Thanking You,</w:t>
+        </w:r>
+        <w:r>
+          <w:tab/>
+        </w:r>
+        <w:r>
+          <w:tab/>
+          <w:t xml:space="preserve">   </w:t>
+        </w:r>
+      </w:p>
+      <w:p>
+        <w:pPr>
+          <w:pStyle w:val="Footer"/>
+          <w:ind w:left="720"/>
+        </w:pPr>
+        <w:r>
+          <w:rPr>
+            <w:b/>
+            <w:bCs/>
+            <w:spacing w:val="60"/>
+          </w:rPr>
+          <w:t xml:space="preserve">                                                               </w:t>
+        </w:r>
+        <w:r>
+          <w:rPr>
+            <w:b/>
+            <w:bCs/>
+            <w:spacing w:val="60"/>
+          </w:rPr>
+          <w:t>ALFA</w:t>
+        </w:r>
+        <w:r>
+          <w:rPr>
+            <w:b/>
+            <w:bCs/>
+            <w:spacing w:val="60"/>
+          </w:rPr>
+          <w:t xml:space="preserve"> </w:t>
+        </w:r>
+        <w:r>
+          <w:rPr>
+            <w:b/>
+            <w:bCs/>
+            <w:spacing w:val="60"/>
+          </w:rPr>
+          <w:t xml:space="preserve"> </w:t>
+        </w:r>
+        <w:r>
+          <w:rPr>
+            <w:b/>
+            <w:bCs/>
+            <w:spacing w:val="60"/>
+          </w:rPr>
+          <w:t xml:space="preserve"> ICA</w:t>
+        </w:r>
+        <w:r>
+          <w:rPr>
+            <w:b/>
+            <w:bCs/>
+            <w:spacing w:val="60"/>
+          </w:rPr>
+          <w:t xml:space="preserve"> </w:t>
+        </w:r>
+        <w:proofErr w:type="gramStart"/>
+        <w:r>
+          <w:rPr>
+            <w:b/>
+            <w:bCs/>
+            <w:spacing w:val="60"/>
+          </w:rPr>
+          <w:t xml:space="preserve"> </w:t>
+        </w:r>
+        <w:r>
+          <w:rPr>
+            <w:b/>
+            <w:bCs/>
+            <w:spacing w:val="60"/>
+          </w:rPr>
+          <w:t xml:space="preserve"> </w:t>
+        </w:r>
+        <w:r>
+          <w:rPr>
+            <w:b/>
+            <w:bCs/>
+            <w:spacing w:val="60"/>
+          </w:rPr>
+          <w:t xml:space="preserve"> </w:t>
+        </w:r>
+        <w:r>
+          <w:rPr>
+            <w:b/>
+            <w:bCs/>
+            <w:spacing w:val="60"/>
+          </w:rPr>
+          <w:t>(</w:t>
+        </w:r>
+        <w:proofErr w:type="gramEnd"/>
+        <w:r>
+          <w:rPr>
+            <w:b/>
+            <w:bCs/>
+            <w:spacing w:val="60"/>
+          </w:rPr>
+          <w:t>I)</w:t>
+        </w:r>
+        <w:r>
+          <w:rPr>
+            <w:b/>
+            <w:bCs/>
+            <w:spacing w:val="60"/>
+          </w:rPr>
+          <w:t xml:space="preserve"> </w:t>
+        </w:r>
+        <w:r>
+          <w:rPr>
+            <w:b/>
+            <w:bCs/>
+            <w:spacing w:val="60"/>
+          </w:rPr>
+          <w:t xml:space="preserve"> </w:t>
+        </w:r>
+        <w:r>
+          <w:rPr>
+            <w:b/>
+            <w:bCs/>
+            <w:spacing w:val="60"/>
+          </w:rPr>
+          <w:t xml:space="preserve"> </w:t>
+        </w:r>
+        <w:r>
+          <w:rPr>
+            <w:b/>
+            <w:bCs/>
+            <w:spacing w:val="60"/>
+          </w:rPr>
+          <w:t>LTD</w:t>
+        </w:r>
+      </w:p>
+      <w:p>
+        <w:pPr>
+          <w:pStyle w:val="Footer"/>
+          <w:tabs>
+            <w:tab w:val="clear" w:pos="4513"/>
+            <w:tab w:val="clear" w:pos="9026"/>
+            <w:tab w:val="left" w:pos="7548"/>
+          </w:tabs>
+          <w:ind w:left="2880"/>
+        </w:pPr>
+        <w:r>
+          <w:tab/>
+        </w:r>
+      </w:p>
+      <w:p>
+        <w:pPr>
+          <w:pStyle w:val="Footer"/>
+        </w:pPr>
+      </w:p>
+      <w:p>
+        <w:pPr>
+          <w:pStyle w:val="Footer"/>
+        </w:pPr>
+        <w:r>
+          <w:t xml:space="preserve"> Page | </w:t>
+        </w:r>
+        <w:r>
+          <w:fldChar w:fldCharType="begin"/>
+        </w:r>
+        <w:r>
+          <w:instrText xml:space="preserve"> PAGE   \* MERGEFORMAT </w:instrText>
+        </w:r>
+        <w:r>
+          <w:fldChar w:fldCharType="separate"/>
+        </w:r>
+        <w:r>
+          <w:rPr>
+            <w:noProof/>
+          </w:rPr>
+          <w:t>2</w:t>
+        </w:r>
+        <w:r>
+          <w:rPr>
+            <w:noProof/>
+          </w:rPr>
+          <w:fldChar w:fldCharType="end"/>
+        </w:r>
+        <w:r>
+          <w:rPr>
+            <w:noProof/>
+          </w:rPr>
+          <w:tab/>
+        </w:r>
+        <w:r>
+          <w:rPr>
+            <w:noProof/>
+          </w:rPr>
+          <w:tab/>
+        </w:r>
+        <w:r>
+          <w:rPr>
+            <w:noProof/>
+          </w:rPr>
+          <w:tab/>
+          <w:t xml:space="preserve">          DIRECTOR</w:t>
+        </w:r>
+        <w:r>
+          <w:rPr>
+            <w:noProof/>
+          </w:rPr>
+          <w:tab/>
+        </w:r>
+      </w:p>
+    </w:sdtContent>
+  </w:sdt>
+  <w:p>
+    <w:pPr>
+      <w:pStyle w:val="Footer"/>
+      <w:ind w:left="9026" w:firstLine="720"/>
       <w:rPr>
         <w:b/>
         <w:bCs/>
       </w:rPr>
     </w:pPr>
-    <w:r>
-      <w:rPr>
-        <w:b/>
-        <w:bCs/>
-        <w:noProof/>
-      </w:rPr>
-      <mc:AlternateContent>
-        <mc:Choice Requires="wps">
-          <w:drawing>
-            <wp:anchor distT="0" distB="0" distL="114300" distR="114300" simplePos="0" relativeHeight="251661312" behindDoc="0" locked="0" layoutInCell="1" allowOverlap="1" wp14:anchorId="5AB38635" wp14:editId="73588EEC">
-              <wp:simplePos x="0" y="0"/>
-              <wp:positionH relativeFrom="margin">
-                <wp:posOffset>4522198</wp:posOffset>
-              </wp:positionH>
-              <wp:positionV relativeFrom="paragraph">
-                <wp:posOffset>-561340</wp:posOffset>
-              </wp:positionV>
-              <wp:extent cx="2520043" cy="0"/>
-              <wp:effectExtent l="0" t="0" r="0" b="0"/>
-              <wp:wrapNone/>
-              <wp:docPr id="874349672" name="Straight Connector 4"/>
-              <wp:cNvGraphicFramePr/>
-              <a:graphic xmlns:a="http://schemas.openxmlformats.org/drawingml/2006/main">
-                <a:graphicData uri="http://schemas.microsoft.com/office/word/2010/wordprocessingShape">
-                  <wps:wsp>
-                    <wps:cNvCnPr/>
-                    <wps:spPr>
-                      <a:xfrm flipH="1">
-                        <a:off x="0" y="0"/>
-                        <a:ext cx="2520043" cy="0"/>
-                      </a:xfrm>
-                      <a:prstGeom prst="line">
-                        <a:avLst/>
-                      </a:prstGeom>
-                      <a:ln>
-                        <a:solidFill>
-                          <a:schemeClr val="tx1"/>
-                        </a:solidFill>
-                      </a:ln>
-                    </wps:spPr>
-                    <wps:style>
-                      <a:lnRef idx="1">
-                        <a:schemeClr val="accent1"/>
-                      </a:lnRef>
-                      <a:fillRef idx="0">
-                        <a:schemeClr val="accent1"/>
-                      </a:fillRef>
-                      <a:effectRef idx="0">
-                        <a:schemeClr val="accent1"/>
-                      </a:effectRef>
-                      <a:fontRef idx="minor">
-                        <a:schemeClr val="tx1"/>
-                      </a:fontRef>
-                    </wps:style>
-                    <wps:bodyPr/>
-                  </wps:wsp>
-                </a:graphicData>
-              </a:graphic>
-              <wp14:sizeRelH relativeFrom="margin">
-                <wp14:pctWidth>0</wp14:pctWidth>
-              </wp14:sizeRelH>
-              <wp14:sizeRelV relativeFrom="margin">
-                <wp14:pctHeight>0</wp14:pctHeight>
-              </wp14:sizeRelV>
-            </wp:anchor>
-          </w:drawing>
-        </mc:Choice>
-        <mc:Fallback>
-          <w:pict>
-            <v:line w14:anchorId="32F397C6" id="Straight Connector 4" o:spid="_x0000_s1026" style="position:absolute;flip:x;z-index:251661312;visibility:visible;mso-wrap-style:square;mso-width-percent:0;mso-height-percent:0;mso-wrap-distance-left:9pt;mso-wrap-distance-top:0;mso-wrap-distance-right:9pt;mso-wrap-distance-bottom:0;mso-position-horizontal:absolute;mso-position-horizontal-relative:margin;mso-position-vertical:absolute;mso-position-vertical-relative:text;mso-width-percent:0;mso-height-percent:0;mso-width-relative:margin;mso-height-relative:margin" from="356.1pt,-44.2pt" to="554.55pt,-44.2pt" o:gfxdata="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" strokecolor="black [3213]" strokeweight=".5pt">
-              <v:stroke joinstyle="miter"/>
-              <w10:wrap anchorx="margin"/>
-            </v:line>
-          </w:pict>
-        </mc:Fallback>
-      </mc:AlternateContent>
-    </w:r>
-    <w:r>
-      <w:rPr>
-        <w:b/>
-        <w:bCs/>
-        <w:noProof/>
-      </w:rPr>
-      <mc:AlternateContent>
-        <mc:Choice Requires="wps">
-          <w:drawing>
-            <wp:anchor distT="0" distB="0" distL="114300" distR="114300" simplePos="0" relativeHeight="251659264" behindDoc="0" locked="0" layoutInCell="1" allowOverlap="1" wp14:anchorId="022B9BAB" wp14:editId="2E1B16F0">
-              <wp:simplePos x="0" y="0"/>
-              <wp:positionH relativeFrom="rightMargin">
-                <wp:posOffset>-2532530</wp:posOffset>
-              </wp:positionH>
-              <wp:positionV relativeFrom="paragraph">
-                <wp:posOffset>-557978</wp:posOffset>
-              </wp:positionV>
-              <wp:extent cx="4482" cy="748552"/>
-              <wp:effectExtent l="0" t="0" r="33655" b="33020"/>
-              <wp:wrapNone/>
-              <wp:docPr id="2115318239" name="Straight Connector 4"/>
-              <wp:cNvGraphicFramePr/>
-              <a:graphic xmlns:a="http://schemas.openxmlformats.org/drawingml/2006/main">
-                <a:graphicData uri="http://schemas.microsoft.com/office/word/2010/wordprocessingShape">
-                  <wps:wsp>
-                    <wps:cNvCnPr/>
-                    <wps:spPr>
-                      <a:xfrm>
-                        <a:off x="0" y="0"/>
-                        <a:ext cx="4482" cy="748552"/>
-                      </a:xfrm>
-                      <a:prstGeom prst="line">
-                        <a:avLst/>
-                      </a:prstGeom>
-                      <a:ln>
-                        <a:solidFill>
-                          <a:schemeClr val="tx1"/>
-                        </a:solidFill>
-                      </a:ln>
-                    </wps:spPr>
-                    <wps:style>
-                      <a:lnRef idx="1">
-                        <a:schemeClr val="accent1"/>
-                      </a:lnRef>
-                      <a:fillRef idx="0">
-                        <a:schemeClr val="accent1"/>
-                      </a:fillRef>
-                      <a:effectRef idx="0">
-                        <a:schemeClr val="accent1"/>
-                      </a:effectRef>
-                      <a:fontRef idx="minor">
-                        <a:schemeClr val="tx1"/>
-                      </a:fontRef>
-                    </wps:style>
-                    <wps:bodyPr/>
-                  </wps:wsp>
-                </a:graphicData>
-              </a:graphic>
-            </wp:anchor>
-          </w:drawing>
-        </mc:Choice>
-        <mc:Fallback>
-          <w:pict>
-            <v:line w14:anchorId="542302A2" id="Straight Connector 4" o:spid="_x0000_s1026" style="position:absolute;z-index:251659264;visibility:visible;mso-wrap-style:square;mso-wrap-distance-left:9pt;mso-wrap-distance-top:0;mso-wrap-distance-right:9pt;mso-wrap-distance-bottom:0;mso-position-horizontal:absolute;mso-position-horizontal-relative:right-margin-area;mso-position-vertical:absolute;mso-position-vertical-relative:text" from="-199.4pt,-43.95pt" to="-199.05pt,15pt" o:gfxdata="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" strokecolor="black [3213]" strokeweight=".5pt">
-              <v:stroke joinstyle="miter"/>
-              <w10:wrap anchorx="margin"/>
-            </v:line>
-          </w:pict>
-        </mc:Fallback>
-      </mc:AlternateContent>
-    </w:r>
-    <w:r>
-      <w:rPr>
-        <w:b/>
-        <w:bCs/>
-      </w:rPr>
-      <w:fldChar w:fldCharType="begin"/>
-    </w:r>
-    <w:r>
-      <w:rPr>
-        <w:b/>
-        <w:bCs/>
-      </w:rPr>
-      <w:instrText xml:space="preserve"> PAGE   \* MERGEFORMAT </w:instrText>
-    </w:r>
-    <w:r>
-      <w:rPr>
-        <w:b/>
-        <w:bCs/>
-      </w:rPr>
-      <w:fldChar w:fldCharType="separate"/>
-    </w:r>
-    <w:r>
-      <w:rPr>
-        <w:b/>
-        <w:bCs/>
-        <w:noProof/>
-      </w:rPr>
-      <w:t>1</w:t>
-    </w:r>
-    <w:r>
-      <w:rPr>
-        <w:b/>
-        <w:bCs/>
-        <w:noProof/>
-      </w:rPr>
-      <w:fldChar w:fldCharType="end"/>
-    </w:r>
-    <w:r>
-      <w:rPr>
-        <w:b/>
-        <w:bCs/>
-      </w:rPr>
-      <w:t xml:space="preserve"> | </w:t>
-    </w:r>
-    <w:r>
-      <w:rPr>
-        <w:b/>
-        <w:bCs/>
-        <w:color w:val="7F7F7F" w:themeColor="background1" w:themeShade="7F"/>
-        <w:spacing w:val="60"/>
-      </w:rPr>
-      <w:t>Page</w:t>
-    </w:r>
-    <w:r>
-      <w:rPr>
-        <w:b/>
-        <w:bCs/>
-        <w:color w:val="7F7F7F" w:themeColor="background1" w:themeShade="7F"/>
-        <w:spacing w:val="60"/>
-      </w:rPr>
-      <w:t xml:space="preserve">                                                  </w:t>
-    </w:r>
-    <w:r>
-      <w:rPr>
-        <w:b/>
-        <w:bCs/>
-        <w:color w:val="7F7F7F" w:themeColor="background1" w:themeShade="7F"/>
-        <w:spacing w:val="60"/>
-      </w:rPr>
-      <w:t>DIRECTOR-ALFA ICA(I) LTD</w:t>
-    </w:r>
+  </w:p>
+</w:ftr>
+</file>
+
+<file path=word/footer3.xml><?xml version="1.0" encoding="utf-8"?>
+<w:ftr xmlns:wpc="http://schemas.microsoft.com/office/word/2010/wordprocessingCanvas" xmlns:cx="http://schemas.microsoft.com/office/drawing/2014/chartex" xmlns:cx1="http://schemas.microsoft.com/office/drawing/2015/9/8/chartex" xmlns:cx2="http://schemas.microsoft.com/office/drawing/2015/10/21/chartex" xmlns:cx3="http://schemas.microsoft.com/office/drawing/2016/5/9/chartex" xmlns:cx4="http://schemas.microsoft.com/office/drawing/2016/5/10/chartex" xmlns:cx5="http://schemas.microsoft.com/office/drawing/2016/5/11/chartex" xmlns:cx6="http://schemas.microsoft.com/office/drawing/2016/5/12/chartex" xmlns:cx7="http://schemas.microsoft.com/office/drawing/2016/5/13/chartex" xmlns:cx8="http://schemas.microsoft.com/office/drawing/2016/5/14/chartex" xmlns:mc="http://schemas.openxmlformats.org/markup-compatibility/2006" xmlns:aink="http://schemas.microsoft.com/office/drawing/2016/ink" xmlns:am3d="http://schemas.microsoft.com/office/drawing/2017/model3d" xmlns:o="urn:schemas-microsoft-com:office:office" xmlns:oel="http://schemas.microsoft.com/office/2019/extlst" xmlns:r="http://schemas.openxmlformats.org/officeDocument/2006/relationships" xmlns:m="http://schemas.openxmlformats.org/officeDocument/2006/math" xmlns:v="urn:schemas-microsoft-com:vml" xmlns:wp14="http://schemas.microsoft.com/office/word/2010/wordprocessingDrawing" xmlns:wp="http://schemas.openxmlformats.org/drawingml/2006/wordprocessingDrawing" xmlns:w10="urn:schemas-microsoft-com:office:word" xmlns:w="http://schemas.openxmlformats.org/wordprocessingml/2006/main" xmlns:w14="http://schemas.microsoft.com/office/word/2010/wordml" xmlns:w15="http://schemas.microsoft.com/office/word/2012/wordml" xmlns:w16cex="http://schemas.microsoft.com/office/word/2018/wordml/cex" xmlns:w16cid="http://schemas.microsoft.com/office/word/2016/wordml/cid" xmlns:w16="http://schemas.microsoft.com/office/word/2018/wordml" xmlns:w16du="http://schemas.microsoft.com/office/word/2023/wordml/word16du" xmlns:w16sdtdh="http://schemas.microsoft.com/office/word/2020/wordml/sdtdatahash" xmlns:w16sdtfl="http://schemas.microsoft.com/office/word/2024/wordml/sdtformatlock" xmlns:w16se="http://schemas.microsoft.com/office/word/2015/wordml/symex" xmlns:wpg="http://schemas.microsoft.com/office/word/2010/wordprocessingGroup" xmlns:wpi="http://schemas.microsoft.com/office/word/2010/wordprocessingInk" xmlns:wne="http://schemas.microsoft.com/office/word/2006/wordml" xmlns:wps="http://schemas.microsoft.com/office/word/2010/wordprocessingShape" mc:Ignorable="w14 w15 w16se w16cid w16 w16cex w16sdtdh w16sdtfl w16du wp14">
+  <w:p>
+    <w:pPr>
+      <w:pStyle w:val="Footer"/>
+    </w:pPr>
   </w:p>
 </w:ftr>
 </file>
@@ -4419,6 +4603,16 @@
   <w:p>
     <w:pPr>
       <w:pStyle w:val="Header"/>
+    </w:pPr>
+  </w:p>
+</w:hdr>
+</file>
+
+<file path=word/header2.xml><?xml version="1.0" encoding="utf-8"?>
+<w:hdr xmlns:wpc="http://schemas.microsoft.com/office/word/2010/wordprocessingCanvas" xmlns:cx="http://schemas.microsoft.com/office/drawing/2014/chartex" xmlns:cx1="http://schemas.microsoft.com/office/drawing/2015/9/8/chartex" xmlns:cx2="http://schemas.microsoft.com/office/drawing/2015/10/21/chartex" xmlns:cx3="http://schemas.microsoft.com/office/drawing/2016/5/9/chartex" xmlns:cx4="http://schemas.microsoft.com/office/drawing/2016/5/10/chartex" xmlns:cx5="http://schemas.microsoft.com/office/drawing/2016/5/11/chartex" xmlns:cx6="http://schemas.microsoft.com/office/drawing/2016/5/12/chartex" xmlns:cx7="http://schemas.microsoft.com/office/drawing/2016/5/13/chartex" xmlns:cx8="http://schemas.microsoft.com/office/drawing/2016/5/14/chartex" xmlns:mc="http://schemas.openxmlformats.org/markup-compatibility/2006" xmlns:aink="http://schemas.microsoft.com/office/drawing/2016/ink" xmlns:am3d="http://schemas.microsoft.com/office/drawing/2017/model3d" xmlns:o="urn:schemas-microsoft-com:office:office" xmlns:oel="http://schemas.microsoft.com/office/2019/extlst" xmlns:r="http://schemas.openxmlformats.org/officeDocument/2006/relationships" xmlns:m="http://schemas.openxmlformats.org/officeDocument/2006/math" xmlns:v="urn:schemas-microsoft-com:vml" xmlns:wp14="http://schemas.microsoft.com/office/word/2010/wordprocessingDrawing" xmlns:wp="http://schemas.openxmlformats.org/drawingml/2006/wordprocessingDrawing" xmlns:w10="urn:schemas-microsoft-com:office:word" xmlns:w="http://schemas.openxmlformats.org/wordprocessingml/2006/main" xmlns:w14="http://schemas.microsoft.com/office/word/2010/wordml" xmlns:w15="http://schemas.microsoft.com/office/word/2012/wordml" xmlns:w16cex="http://schemas.microsoft.com/office/word/2018/wordml/cex" xmlns:w16cid="http://schemas.microsoft.com/office/word/2016/wordml/cid" xmlns:w16="http://schemas.microsoft.com/office/word/2018/wordml" xmlns:w16du="http://schemas.microsoft.com/office/word/2023/wordml/word16du" xmlns:w16sdtdh="http://schemas.microsoft.com/office/word/2020/wordml/sdtdatahash" xmlns:w16sdtfl="http://schemas.microsoft.com/office/word/2024/wordml/sdtformatlock" xmlns:w16se="http://schemas.microsoft.com/office/word/2015/wordml/symex" xmlns:wpg="http://schemas.microsoft.com/office/word/2010/wordprocessingGroup" xmlns:wpi="http://schemas.microsoft.com/office/word/2010/wordprocessingInk" xmlns:wne="http://schemas.microsoft.com/office/word/2006/wordml" xmlns:wps="http://schemas.microsoft.com/office/word/2010/wordprocessingShape" mc:Ignorable="w14 w15 w16se w16cid w16 w16cex w16sdtdh w16sdtfl w16du wp14">
+  <w:p>
+    <w:pPr>
+      <w:pStyle w:val="Header"/>
       <w:jc w:val="center"/>
       <w:rPr>
         <w:b/>
@@ -4436,6 +4630,16 @@
       </w:rPr>
       <w:t>INVOICE</w:t>
     </w:r>
+  </w:p>
+</w:hdr>
+</file>
+
+<file path=word/header3.xml><?xml version="1.0" encoding="utf-8"?>
+<w:hdr xmlns:wpc="http://schemas.microsoft.com/office/word/2010/wordprocessingCanvas" xmlns:cx="http://schemas.microsoft.com/office/drawing/2014/chartex" xmlns:cx1="http://schemas.microsoft.com/office/drawing/2015/9/8/chartex" xmlns:cx2="http://schemas.microsoft.com/office/drawing/2015/10/21/chartex" xmlns:cx3="http://schemas.microsoft.com/office/drawing/2016/5/9/chartex" xmlns:cx4="http://schemas.microsoft.com/office/drawing/2016/5/10/chartex" xmlns:cx5="http://schemas.microsoft.com/office/drawing/2016/5/11/chartex" xmlns:cx6="http://schemas.microsoft.com/office/drawing/2016/5/12/chartex" xmlns:cx7="http://schemas.microsoft.com/office/drawing/2016/5/13/chartex" xmlns:cx8="http://schemas.microsoft.com/office/drawing/2016/5/14/chartex" xmlns:mc="http://schemas.openxmlformats.org/markup-compatibility/2006" xmlns:aink="http://schemas.microsoft.com/office/drawing/2016/ink" xmlns:am3d="http://schemas.microsoft.com/office/drawing/2017/model3d" xmlns:o="urn:schemas-microsoft-com:office:office" xmlns:oel="http://schemas.microsoft.com/office/2019/extlst" xmlns:r="http://schemas.openxmlformats.org/officeDocument/2006/relationships" xmlns:m="http://schemas.openxmlformats.org/officeDocument/2006/math" xmlns:v="urn:schemas-microsoft-com:vml" xmlns:wp14="http://schemas.microsoft.com/office/word/2010/wordprocessingDrawing" xmlns:wp="http://schemas.openxmlformats.org/drawingml/2006/wordprocessingDrawing" xmlns:w10="urn:schemas-microsoft-com:office:word" xmlns:w="http://schemas.openxmlformats.org/wordprocessingml/2006/main" xmlns:w14="http://schemas.microsoft.com/office/word/2010/wordml" xmlns:w15="http://schemas.microsoft.com/office/word/2012/wordml" xmlns:w16cex="http://schemas.microsoft.com/office/word/2018/wordml/cex" xmlns:w16cid="http://schemas.microsoft.com/office/word/2016/wordml/cid" xmlns:w16="http://schemas.microsoft.com/office/word/2018/wordml" xmlns:w16du="http://schemas.microsoft.com/office/word/2023/wordml/word16du" xmlns:w16sdtdh="http://schemas.microsoft.com/office/word/2020/wordml/sdtdatahash" xmlns:w16sdtfl="http://schemas.microsoft.com/office/word/2024/wordml/sdtformatlock" xmlns:w16se="http://schemas.microsoft.com/office/word/2015/wordml/symex" xmlns:wpg="http://schemas.microsoft.com/office/word/2010/wordprocessingGroup" xmlns:wpi="http://schemas.microsoft.com/office/word/2010/wordprocessingInk" xmlns:wne="http://schemas.microsoft.com/office/word/2006/wordml" xmlns:wps="http://schemas.microsoft.com/office/word/2010/wordprocessingShape" mc:Ignorable="w14 w15 w16se w16cid w16 w16cex w16sdtdh w16sdtfl w16du wp14">
+  <w:p>
+    <w:pPr>
+      <w:pStyle w:val="Header"/>
+    </w:pPr>
   </w:p>
 </w:hdr>
 </file>
